--- a/data/ТДГ.docx
+++ b/data/ТДГ.docx
@@ -1,58 +1,28 @@
 
 <file path=word/document.xml><?xml version="1.0" encoding="utf-8"?>
-<w:document xmlns:wpc="http://schemas.microsoft.com/office/word/2010/wordprocessingCanvas" xmlns:cx="http://schemas.microsoft.com/office/drawing/2014/chartex" xmlns:cx1="http://schemas.microsoft.com/office/drawing/2015/9/8/chartex" xmlns:cx2="http://schemas.microsoft.com/office/drawing/2015/10/21/chartex" xmlns:cx3="http://schemas.microsoft.com/office/drawing/2016/5/9/chartex" xmlns:cx4="http://schemas.microsoft.com/office/drawing/2016/5/10/chartex" xmlns:cx5="http://schemas.microsoft.com/office/drawing/2016/5/11/chartex" xmlns:cx6="http://schemas.microsoft.com/office/drawing/2016/5/12/chartex" xmlns:cx7="http://schemas.microsoft.com/office/drawing/2016/5/13/chartex" xmlns:cx8="http://schemas.microsoft.com/office/drawing/2016/5/14/chartex" xmlns:mc="http://schemas.openxmlformats.org/markup-compatibility/2006" xmlns:aink="http://schemas.microsoft.com/office/drawing/2016/ink" xmlns:am3d="http://schemas.microsoft.com/office/drawing/2017/model3d" xmlns:o="urn:schemas-microsoft-com:office:office" xmlns:oel="http://schemas.microsoft.com/office/2019/extlst" xmlns:r="http://schemas.openxmlformats.org/officeDocument/2006/relationships" xmlns:m="http://schemas.openxmlformats.org/officeDocument/2006/math" xmlns:v="urn:schemas-microsoft-com:vml" xmlns:wp14="http://schemas.microsoft.com/office/word/2010/wordprocessingDrawing" xmlns:wp="http://schemas.openxmlformats.org/drawingml/2006/wordprocessingDrawing" xmlns:w10="urn:schemas-microsoft-com:office:word" xmlns:w="http://schemas.openxmlformats.org/wordprocessingml/2006/main" xmlns:w14="http://schemas.microsoft.com/office/word/2010/wordml" xmlns:w15="http://schemas.microsoft.com/office/word/2012/wordml" xmlns:w16cei="http://schemas.microsoft.com/office/word/2026/wordml/cei" xmlns:w16cex="http://schemas.microsoft.com/office/word/2018/wordml/cex" xmlns:w16cid="http://schemas.microsoft.com/office/word/2016/wordml/cid" xmlns:w16="http://schemas.microsoft.com/office/word/2018/wordml" xmlns:w16du="http://schemas.microsoft.com/office/word/2023/wordml/word16du" xmlns:w16sdtdh="http://schemas.microsoft.com/office/word/2020/wordml/sdtdatahash" xmlns:w16sdtfl="http://schemas.microsoft.com/office/word/2024/wordml/sdtformatlock" xmlns:w16se="http://schemas.microsoft.com/office/word/2015/wordml/symex" xmlns:wpg="http://schemas.microsoft.com/office/word/2010/wordprocessingGroup" xmlns:wpi="http://schemas.microsoft.com/office/word/2010/wordprocessingInk" xmlns:wne="http://schemas.microsoft.com/office/word/2006/wordml" xmlns:wps="http://schemas.microsoft.com/office/word/2010/wordprocessingShape" mc:Ignorable="w14 w15 w16se w16cid w16 w16cex w16sdtdh w16sdtfl w16du wp14">
+<w:document xmlns:wpc="http://schemas.microsoft.com/office/word/2010/wordprocessingCanvas" xmlns:cx="http://schemas.microsoft.com/office/drawing/2014/chartex" xmlns:cx1="http://schemas.microsoft.com/office/drawing/2015/9/8/chartex" xmlns:cx2="http://schemas.microsoft.com/office/drawing/2015/10/21/chartex" xmlns:cx3="http://schemas.microsoft.com/office/drawing/2016/5/9/chartex" xmlns:cx4="http://schemas.microsoft.com/office/drawing/2016/5/10/chartex" xmlns:cx5="http://schemas.microsoft.com/office/drawing/2016/5/11/chartex" xmlns:cx6="http://schemas.microsoft.com/office/drawing/2016/5/12/chartex" xmlns:cx7="http://schemas.microsoft.com/office/drawing/2016/5/13/chartex" xmlns:cx8="http://schemas.microsoft.com/office/drawing/2016/5/14/chartex" xmlns:mc="http://schemas.openxmlformats.org/markup-compatibility/2006" xmlns:aink="http://schemas.microsoft.com/office/drawing/2016/ink" xmlns:am3d="http://schemas.microsoft.com/office/drawing/2017/model3d" xmlns:o="urn:schemas-microsoft-com:office:office" xmlns:oel="http://schemas.microsoft.com/office/2019/extlst" xmlns:r="http://schemas.openxmlformats.org/officeDocument/2006/relationships" xmlns:m="http://schemas.openxmlformats.org/officeDocument/2006/math" xmlns:v="urn:schemas-microsoft-com:vml" xmlns:wp14="http://schemas.microsoft.com/office/word/2010/wordprocessingDrawing" xmlns:wp="http://schemas.openxmlformats.org/drawingml/2006/wordprocessingDrawing" xmlns:w10="urn:schemas-microsoft-com:office:word" xmlns:w="http://schemas.openxmlformats.org/wordprocessingml/2006/main" xmlns:w14="http://schemas.microsoft.com/office/word/2010/wordml" xmlns:w15="http://schemas.microsoft.com/office/word/2012/wordml" xmlns:w16cex="http://schemas.microsoft.com/office/word/2018/wordml/cex" xmlns:w16cid="http://schemas.microsoft.com/office/word/2016/wordml/cid" xmlns:w16="http://schemas.microsoft.com/office/word/2018/wordml" xmlns:w16du="http://schemas.microsoft.com/office/word/2023/wordml/word16du" xmlns:w16sdtdh="http://schemas.microsoft.com/office/word/2020/wordml/sdtdatahash" xmlns:w16sdtfl="http://schemas.microsoft.com/office/word/2024/wordml/sdtformatlock" xmlns:w16se="http://schemas.microsoft.com/office/word/2015/wordml/symex" xmlns:wpg="http://schemas.microsoft.com/office/word/2010/wordprocessingGroup" xmlns:wpi="http://schemas.microsoft.com/office/word/2010/wordprocessingInk" xmlns:wne="http://schemas.microsoft.com/office/word/2006/wordml" xmlns:wps="http://schemas.microsoft.com/office/word/2010/wordprocessingShape" mc:Ignorable="w14 w15 w16se w16cid w16 w16cex w16sdtdh w16sdtfl w16du wp14">
   <w:body>
     <w:p>
       <w:r>
-        <w:rPr>
-          <w:b/>
-          <w:bCs/>
-        </w:rPr>
         <w:t xml:space="preserve">Вам, доброго </w:t>
       </w:r>
       <w:proofErr w:type="gramStart"/>
       <w:r>
-        <w:rPr>
-          <w:b/>
-          <w:bCs/>
-        </w:rPr>
         <w:t>дня !</w:t>
       </w:r>
       <w:proofErr w:type="gramEnd"/>
       <w:r>
-        <w:rPr>
-          <w:b/>
-          <w:bCs/>
-        </w:rPr>
         <w:t xml:space="preserve">  </w:t>
       </w:r>
     </w:p>
     <w:p>
       <w:r>
-        <w:rPr>
-          <w:b/>
-          <w:bCs/>
-        </w:rPr>
-        <w:t xml:space="preserve">Рост цены </w:t>
+        <w:t> </w:t>
       </w:r>
-      <w:proofErr w:type="gramStart"/>
+    </w:p>
+    <w:p>
       <w:r>
-        <w:rPr>
-          <w:b/>
-          <w:bCs/>
-        </w:rPr>
-        <w:t>на  40</w:t>
-      </w:r>
-      <w:proofErr w:type="gramEnd"/>
-      <w:r>
-        <w:rPr>
-          <w:b/>
-          <w:bCs/>
-        </w:rPr>
-        <w:t xml:space="preserve"> фут контейнеры.</w:t>
-      </w:r>
-      <w:r>
-        <w:t> Я на связи </w:t>
+        <w:t>Я на связи </w:t>
       </w:r>
       <w:r>
         <w:rPr>
@@ -89,23 +59,27 @@
         <w:t> </w:t>
       </w:r>
       <w:r>
-        <w:rPr>
-          <w:b/>
-          <w:bCs/>
-        </w:rPr>
         <w:t>+</w:t>
       </w:r>
       <w:proofErr w:type="gramEnd"/>
+      <w:r>
+        <w:t xml:space="preserve">7- 922- </w:t>
+      </w:r>
+      <w:proofErr w:type="gramStart"/>
+      <w:r>
+        <w:t>221- 22</w:t>
+      </w:r>
+      <w:proofErr w:type="gramEnd"/>
+      <w:r>
+        <w:t>- 01 *** любые вопросы.</w:t>
+      </w:r>
+    </w:p>
+    <w:p>
       <w:r>
         <w:rPr>
           <w:b/>
           <w:bCs/>
         </w:rPr>
-        <w:t>7-922-221-22-01    *** любые вопросы!</w:t>
-      </w:r>
-    </w:p>
-    <w:p>
-      <w:r>
         <w:t> </w:t>
       </w:r>
     </w:p>
@@ -124,8 +98,13 @@
           <w:b/>
           <w:bCs/>
         </w:rPr>
-        <w:t>СПЕЦИАЛЬНЫЕ ЦЕНЫ   </w:t>
+        <w:t>ВНИМАНИЕ! </w:t>
       </w:r>
+      <w:r>
+        <w:t>Увеличения тарифа РЖД с 1 10 2026 +10 000 /20 000 для 20 /40 *среднее значение.</w:t>
+      </w:r>
+    </w:p>
+    <w:p>
       <w:r>
         <w:t>ОТСРОЧКА ОПЛАТЫ/</w:t>
       </w:r>
@@ -152,14 +131,16 @@
     </w:p>
     <w:p>
       <w:r>
-        <w:t>НАШИ ПРЕИМУЩЕСТВА</w:t>
+        <w:t> </w:t>
       </w:r>
+    </w:p>
+    <w:p>
       <w:r>
         <w:rPr>
           <w:b/>
           <w:bCs/>
         </w:rPr>
-        <w:t>: </w:t>
+        <w:t>НАШИ ПРЕИМУЩЕСТВА  </w:t>
       </w:r>
       <w:r>
         <w:t>ОТСРОЧКА ОПЛАТЫ/</w:t>
@@ -220,7 +201,7 @@
         <w:t>НОВЫЕ ТАРИФЫ*</w:t>
       </w:r>
       <w:r>
-        <w:t> 2</w:t>
+        <w:t> 3</w:t>
       </w:r>
       <w:proofErr w:type="gramStart"/>
       <w:r>
@@ -269,7 +250,6 @@
       <w:tblPr>
         <w:tblW w:w="11620" w:type="dxa"/>
         <w:tblInd w:w="-8" w:type="dxa"/>
-        <w:shd w:val="clear" w:color="auto" w:fill="FFFFFF"/>
         <w:tblCellMar>
           <w:left w:w="0" w:type="dxa"/>
           <w:right w:w="0" w:type="dxa"/>
@@ -277,10 +257,10 @@
         <w:tblLook w:val="04A0" w:firstRow="1" w:lastRow="0" w:firstColumn="1" w:lastColumn="0" w:noHBand="0" w:noVBand="1"/>
       </w:tblPr>
       <w:tblGrid>
-        <w:gridCol w:w="3480"/>
-        <w:gridCol w:w="1147"/>
-        <w:gridCol w:w="879"/>
-        <w:gridCol w:w="3156"/>
+        <w:gridCol w:w="3479"/>
+        <w:gridCol w:w="1135"/>
+        <w:gridCol w:w="880"/>
+        <w:gridCol w:w="3168"/>
         <w:gridCol w:w="986"/>
         <w:gridCol w:w="986"/>
         <w:gridCol w:w="986"/>
@@ -575,7 +555,7 @@
               <w:bottom w:w="0" w:type="dxa"/>
               <w:right w:w="108" w:type="dxa"/>
             </w:tcMar>
-            <w:vAlign w:val="center"/>
+            <w:vAlign w:val="bottom"/>
             <w:hideMark/>
           </w:tcPr>
           <w:p>
@@ -594,7 +574,7 @@
               <w:bottom w:w="0" w:type="dxa"/>
               <w:right w:w="108" w:type="dxa"/>
             </w:tcMar>
-            <w:vAlign w:val="center"/>
+            <w:vAlign w:val="bottom"/>
             <w:hideMark/>
           </w:tcPr>
           <w:p>
@@ -613,12 +593,12 @@
               <w:bottom w:w="0" w:type="dxa"/>
               <w:right w:w="108" w:type="dxa"/>
             </w:tcMar>
-            <w:vAlign w:val="center"/>
-            <w:hideMark/>
-          </w:tcPr>
-          <w:p>
-            <w:r>
-              <w:t>2195</w:t>
+            <w:vAlign w:val="bottom"/>
+            <w:hideMark/>
+          </w:tcPr>
+          <w:p>
+            <w:r>
+              <w:t>2295</w:t>
             </w:r>
           </w:p>
         </w:tc>
@@ -738,12 +718,19 @@
               <w:bottom w:w="0" w:type="dxa"/>
               <w:right w:w="108" w:type="dxa"/>
             </w:tcMar>
-            <w:vAlign w:val="center"/>
-            <w:hideMark/>
-          </w:tcPr>
-          <w:p>
-            <w:r>
-              <w:t>SHANGHAI ПРЯМОЙ ВСК ~</w:t>
+            <w:vAlign w:val="bottom"/>
+            <w:hideMark/>
+          </w:tcPr>
+          <w:p>
+            <w:r>
+              <w:t>TAICANG ПРЯМОЙ ВСК</w:t>
+            </w:r>
+            <w:r>
+              <w:rPr>
+                <w:b/>
+                <w:bCs/>
+              </w:rPr>
+              <w:t> ~</w:t>
             </w:r>
           </w:p>
         </w:tc>
@@ -757,12 +744,12 @@
               <w:bottom w:w="0" w:type="dxa"/>
               <w:right w:w="108" w:type="dxa"/>
             </w:tcMar>
-            <w:vAlign w:val="center"/>
-            <w:hideMark/>
-          </w:tcPr>
-          <w:p>
-            <w:r>
-              <w:t>1685</w:t>
+            <w:vAlign w:val="bottom"/>
+            <w:hideMark/>
+          </w:tcPr>
+          <w:p>
+            <w:r>
+              <w:t>1595</w:t>
             </w:r>
           </w:p>
         </w:tc>
@@ -776,24 +763,12 @@
               <w:bottom w:w="0" w:type="dxa"/>
               <w:right w:w="108" w:type="dxa"/>
             </w:tcMar>
-            <w:vAlign w:val="center"/>
-            <w:hideMark/>
-          </w:tcPr>
-          <w:p>
-            <w:r>
-              <w:rPr>
-                <w:lang w:val="en-US"/>
-              </w:rPr>
-              <w:t>4</w:t>
-            </w:r>
-            <w:r>
-              <w:t>1</w:t>
-            </w:r>
-            <w:r>
-              <w:rPr>
-                <w:lang w:val="en-US"/>
-              </w:rPr>
-              <w:t>95</w:t>
+            <w:vAlign w:val="bottom"/>
+            <w:hideMark/>
+          </w:tcPr>
+          <w:p>
+            <w:r>
+              <w:t>3895</w:t>
             </w:r>
           </w:p>
         </w:tc>
@@ -900,12 +875,19 @@
               <w:bottom w:w="0" w:type="dxa"/>
               <w:right w:w="108" w:type="dxa"/>
             </w:tcMar>
-            <w:vAlign w:val="center"/>
-            <w:hideMark/>
-          </w:tcPr>
-          <w:p>
-            <w:r>
-              <w:t>NINGBO ПРЯМОЙ ВСК ~</w:t>
+            <w:vAlign w:val="bottom"/>
+            <w:hideMark/>
+          </w:tcPr>
+          <w:p>
+            <w:r>
+              <w:t>SHANGHAI ПРЯМОЙ ВСК </w:t>
+            </w:r>
+            <w:r>
+              <w:rPr>
+                <w:b/>
+                <w:bCs/>
+              </w:rPr>
+              <w:t>~</w:t>
             </w:r>
           </w:p>
         </w:tc>
@@ -919,15 +901,12 @@
               <w:bottom w:w="0" w:type="dxa"/>
               <w:right w:w="108" w:type="dxa"/>
             </w:tcMar>
-            <w:vAlign w:val="center"/>
-            <w:hideMark/>
-          </w:tcPr>
-          <w:p>
-            <w:r>
-              <w:rPr>
-                <w:lang w:val="en-US"/>
-              </w:rPr>
-              <w:t>1895</w:t>
+            <w:vAlign w:val="bottom"/>
+            <w:hideMark/>
+          </w:tcPr>
+          <w:p>
+            <w:r>
+              <w:t>1795</w:t>
             </w:r>
           </w:p>
         </w:tc>
@@ -941,24 +920,12 @@
               <w:bottom w:w="0" w:type="dxa"/>
               <w:right w:w="108" w:type="dxa"/>
             </w:tcMar>
-            <w:vAlign w:val="center"/>
-            <w:hideMark/>
-          </w:tcPr>
-          <w:p>
-            <w:r>
-              <w:rPr>
-                <w:lang w:val="en-US"/>
-              </w:rPr>
-              <w:t>4</w:t>
-            </w:r>
-            <w:r>
-              <w:t>2</w:t>
-            </w:r>
-            <w:r>
-              <w:rPr>
-                <w:lang w:val="en-US"/>
-              </w:rPr>
-              <w:t>95</w:t>
+            <w:vAlign w:val="bottom"/>
+            <w:hideMark/>
+          </w:tcPr>
+          <w:p>
+            <w:r>
+              <w:t>4195</w:t>
             </w:r>
           </w:p>
         </w:tc>
@@ -1081,12 +1048,20 @@
               <w:bottom w:w="0" w:type="dxa"/>
               <w:right w:w="108" w:type="dxa"/>
             </w:tcMar>
-            <w:vAlign w:val="center"/>
-            <w:hideMark/>
-          </w:tcPr>
-          <w:p>
-            <w:r>
-              <w:t>RIZHAO ПРЯМОЙ ВСК ~</w:t>
+            <w:vAlign w:val="bottom"/>
+            <w:hideMark/>
+          </w:tcPr>
+          <w:p>
+            <w:r>
+              <w:lastRenderedPageBreak/>
+              <w:t>NINGBO ПРЯМОЙ ВСК</w:t>
+            </w:r>
+            <w:r>
+              <w:rPr>
+                <w:b/>
+                <w:bCs/>
+              </w:rPr>
+              <w:t> ~</w:t>
             </w:r>
           </w:p>
         </w:tc>
@@ -1100,12 +1075,12 @@
               <w:bottom w:w="0" w:type="dxa"/>
               <w:right w:w="108" w:type="dxa"/>
             </w:tcMar>
-            <w:vAlign w:val="center"/>
-            <w:hideMark/>
-          </w:tcPr>
-          <w:p>
-            <w:r>
-              <w:t>1995</w:t>
+            <w:vAlign w:val="bottom"/>
+            <w:hideMark/>
+          </w:tcPr>
+          <w:p>
+            <w:r>
+              <w:t>1895</w:t>
             </w:r>
           </w:p>
         </w:tc>
@@ -1119,24 +1094,12 @@
               <w:bottom w:w="0" w:type="dxa"/>
               <w:right w:w="108" w:type="dxa"/>
             </w:tcMar>
-            <w:vAlign w:val="center"/>
-            <w:hideMark/>
-          </w:tcPr>
-          <w:p>
-            <w:r>
-              <w:rPr>
-                <w:lang w:val="en-US"/>
-              </w:rPr>
-              <w:t>4</w:t>
-            </w:r>
-            <w:r>
-              <w:t>2</w:t>
-            </w:r>
-            <w:r>
-              <w:rPr>
-                <w:lang w:val="en-US"/>
-              </w:rPr>
-              <w:t>95</w:t>
+            <w:vAlign w:val="bottom"/>
+            <w:hideMark/>
+          </w:tcPr>
+          <w:p>
+            <w:r>
+              <w:t>4195</w:t>
             </w:r>
           </w:p>
         </w:tc>
@@ -1259,12 +1222,12 @@
               <w:bottom w:w="0" w:type="dxa"/>
               <w:right w:w="108" w:type="dxa"/>
             </w:tcMar>
-            <w:vAlign w:val="center"/>
-            <w:hideMark/>
-          </w:tcPr>
-          <w:p>
-            <w:r>
-              <w:t>QINGDAO-RZH ПРЯМОЙ ВСК ~</w:t>
+            <w:vAlign w:val="bottom"/>
+            <w:hideMark/>
+          </w:tcPr>
+          <w:p>
+            <w:r>
+              <w:t>RIZHAO ПРЯМОЙ ВСК ~</w:t>
             </w:r>
           </w:p>
         </w:tc>
@@ -1278,15 +1241,12 @@
               <w:bottom w:w="0" w:type="dxa"/>
               <w:right w:w="108" w:type="dxa"/>
             </w:tcMar>
-            <w:vAlign w:val="center"/>
-            <w:hideMark/>
-          </w:tcPr>
-          <w:p>
-            <w:r>
-              <w:rPr>
-                <w:lang w:val="en-US"/>
-              </w:rPr>
-              <w:t>2095</w:t>
+            <w:vAlign w:val="bottom"/>
+            <w:hideMark/>
+          </w:tcPr>
+          <w:p>
+            <w:r>
+              <w:t>1995</w:t>
             </w:r>
           </w:p>
         </w:tc>
@@ -1300,7 +1260,7 @@
               <w:bottom w:w="0" w:type="dxa"/>
               <w:right w:w="108" w:type="dxa"/>
             </w:tcMar>
-            <w:vAlign w:val="center"/>
+            <w:vAlign w:val="bottom"/>
             <w:hideMark/>
           </w:tcPr>
           <w:p>
@@ -1428,13 +1388,19 @@
               <w:bottom w:w="0" w:type="dxa"/>
               <w:right w:w="108" w:type="dxa"/>
             </w:tcMar>
-            <w:vAlign w:val="center"/>
-            <w:hideMark/>
-          </w:tcPr>
-          <w:p>
-            <w:r>
-              <w:lastRenderedPageBreak/>
-              <w:t>TIANJIN ПРЯМОЙ ВСК</w:t>
+            <w:vAlign w:val="bottom"/>
+            <w:hideMark/>
+          </w:tcPr>
+          <w:p>
+            <w:r>
+              <w:t>QINGDAO-RZH ПРЯМОЙ ВСК </w:t>
+            </w:r>
+            <w:r>
+              <w:rPr>
+                <w:b/>
+                <w:bCs/>
+              </w:rPr>
+              <w:t>~</w:t>
             </w:r>
           </w:p>
         </w:tc>
@@ -1448,12 +1414,12 @@
               <w:bottom w:w="0" w:type="dxa"/>
               <w:right w:w="108" w:type="dxa"/>
             </w:tcMar>
-            <w:vAlign w:val="center"/>
-            <w:hideMark/>
-          </w:tcPr>
-          <w:p>
-            <w:r>
-              <w:t>2195</w:t>
+            <w:vAlign w:val="bottom"/>
+            <w:hideMark/>
+          </w:tcPr>
+          <w:p>
+            <w:r>
+              <w:t>1995</w:t>
             </w:r>
           </w:p>
         </w:tc>
@@ -1467,12 +1433,12 @@
               <w:bottom w:w="0" w:type="dxa"/>
               <w:right w:w="108" w:type="dxa"/>
             </w:tcMar>
-            <w:vAlign w:val="center"/>
-            <w:hideMark/>
-          </w:tcPr>
-          <w:p>
-            <w:r>
-              <w:t>3995</w:t>
+            <w:vAlign w:val="bottom"/>
+            <w:hideMark/>
+          </w:tcPr>
+          <w:p>
+            <w:r>
+              <w:t>4095</w:t>
             </w:r>
           </w:p>
         </w:tc>
@@ -1595,12 +1561,12 @@
               <w:bottom w:w="0" w:type="dxa"/>
               <w:right w:w="108" w:type="dxa"/>
             </w:tcMar>
-            <w:vAlign w:val="center"/>
-            <w:hideMark/>
-          </w:tcPr>
-          <w:p>
-            <w:r>
-              <w:t>DALIAN ПРЯМОЙ ВСК</w:t>
+            <w:vAlign w:val="bottom"/>
+            <w:hideMark/>
+          </w:tcPr>
+          <w:p>
+            <w:r>
+              <w:t>TIANJIN ПРЯМОЙ ВСК</w:t>
             </w:r>
           </w:p>
         </w:tc>
@@ -1614,12 +1580,12 @@
               <w:bottom w:w="0" w:type="dxa"/>
               <w:right w:w="108" w:type="dxa"/>
             </w:tcMar>
-            <w:vAlign w:val="center"/>
-            <w:hideMark/>
-          </w:tcPr>
-          <w:p>
-            <w:r>
-              <w:t>2095</w:t>
+            <w:vAlign w:val="bottom"/>
+            <w:hideMark/>
+          </w:tcPr>
+          <w:p>
+            <w:r>
+              <w:t>2195</w:t>
             </w:r>
           </w:p>
         </w:tc>
@@ -1633,12 +1599,12 @@
               <w:bottom w:w="0" w:type="dxa"/>
               <w:right w:w="108" w:type="dxa"/>
             </w:tcMar>
-            <w:vAlign w:val="center"/>
-            <w:hideMark/>
-          </w:tcPr>
-          <w:p>
-            <w:r>
-              <w:t>3495</w:t>
+            <w:vAlign w:val="bottom"/>
+            <w:hideMark/>
+          </w:tcPr>
+          <w:p>
+            <w:r>
+              <w:t>3895</w:t>
             </w:r>
           </w:p>
         </w:tc>
@@ -1761,12 +1727,12 @@
               <w:bottom w:w="0" w:type="dxa"/>
               <w:right w:w="108" w:type="dxa"/>
             </w:tcMar>
-            <w:vAlign w:val="center"/>
-            <w:hideMark/>
-          </w:tcPr>
-          <w:p>
-            <w:r>
-              <w:t>XIAMEN ПРЯМОЙ ВСК</w:t>
+            <w:vAlign w:val="bottom"/>
+            <w:hideMark/>
+          </w:tcPr>
+          <w:p>
+            <w:r>
+              <w:t>DALIAN ПРЯМОЙ ВСК</w:t>
             </w:r>
           </w:p>
         </w:tc>
@@ -1780,7 +1746,7 @@
               <w:bottom w:w="0" w:type="dxa"/>
               <w:right w:w="108" w:type="dxa"/>
             </w:tcMar>
-            <w:vAlign w:val="center"/>
+            <w:vAlign w:val="bottom"/>
             <w:hideMark/>
           </w:tcPr>
           <w:p>
@@ -1799,12 +1765,12 @@
               <w:bottom w:w="0" w:type="dxa"/>
               <w:right w:w="108" w:type="dxa"/>
             </w:tcMar>
-            <w:vAlign w:val="center"/>
-            <w:hideMark/>
-          </w:tcPr>
-          <w:p>
-            <w:r>
-              <w:t>4395</w:t>
+            <w:vAlign w:val="bottom"/>
+            <w:hideMark/>
+          </w:tcPr>
+          <w:p>
+            <w:r>
+              <w:t>3495</w:t>
             </w:r>
           </w:p>
         </w:tc>
@@ -1916,12 +1882,12 @@
               <w:bottom w:w="0" w:type="dxa"/>
               <w:right w:w="108" w:type="dxa"/>
             </w:tcMar>
-            <w:vAlign w:val="center"/>
-            <w:hideMark/>
-          </w:tcPr>
-          <w:p>
-            <w:r>
-              <w:t>SHENZHEN(NSHA) ВСК</w:t>
+            <w:vAlign w:val="bottom"/>
+            <w:hideMark/>
+          </w:tcPr>
+          <w:p>
+            <w:r>
+              <w:t>XIAMEN ПРЯМОЙ ВСК</w:t>
             </w:r>
           </w:p>
         </w:tc>
@@ -1935,7 +1901,7 @@
               <w:bottom w:w="0" w:type="dxa"/>
               <w:right w:w="108" w:type="dxa"/>
             </w:tcMar>
-            <w:vAlign w:val="center"/>
+            <w:vAlign w:val="bottom"/>
             <w:hideMark/>
           </w:tcPr>
           <w:p>
@@ -1954,12 +1920,12 @@
               <w:bottom w:w="0" w:type="dxa"/>
               <w:right w:w="108" w:type="dxa"/>
             </w:tcMar>
-            <w:vAlign w:val="center"/>
-            <w:hideMark/>
-          </w:tcPr>
-          <w:p>
-            <w:r>
-              <w:t>4295</w:t>
+            <w:vAlign w:val="bottom"/>
+            <w:hideMark/>
+          </w:tcPr>
+          <w:p>
+            <w:r>
+              <w:t>4395</w:t>
             </w:r>
           </w:p>
         </w:tc>
@@ -2066,12 +2032,12 @@
               <w:bottom w:w="0" w:type="dxa"/>
               <w:right w:w="108" w:type="dxa"/>
             </w:tcMar>
-            <w:vAlign w:val="center"/>
-            <w:hideMark/>
-          </w:tcPr>
-          <w:p>
-            <w:r>
-              <w:t>GUANGZHOU(NSHA) ВСК</w:t>
+            <w:vAlign w:val="bottom"/>
+            <w:hideMark/>
+          </w:tcPr>
+          <w:p>
+            <w:r>
+              <w:t>SHENZHEN(NSHA) ВСК</w:t>
             </w:r>
           </w:p>
         </w:tc>
@@ -2085,14 +2051,11 @@
               <w:bottom w:w="0" w:type="dxa"/>
               <w:right w:w="108" w:type="dxa"/>
             </w:tcMar>
-            <w:vAlign w:val="center"/>
-            <w:hideMark/>
-          </w:tcPr>
-          <w:p>
-            <w:r>
-              <w:rPr>
-                <w:lang w:val="en-US"/>
-              </w:rPr>
+            <w:vAlign w:val="bottom"/>
+            <w:hideMark/>
+          </w:tcPr>
+          <w:p>
+            <w:r>
               <w:t>2195</w:t>
             </w:r>
           </w:p>
@@ -2107,12 +2070,12 @@
               <w:bottom w:w="0" w:type="dxa"/>
               <w:right w:w="108" w:type="dxa"/>
             </w:tcMar>
-            <w:vAlign w:val="center"/>
-            <w:hideMark/>
-          </w:tcPr>
-          <w:p>
-            <w:r>
-              <w:t>4295</w:t>
+            <w:vAlign w:val="bottom"/>
+            <w:hideMark/>
+          </w:tcPr>
+          <w:p>
+            <w:r>
+              <w:t>4395</w:t>
             </w:r>
           </w:p>
         </w:tc>
@@ -2224,12 +2187,12 @@
               <w:bottom w:w="0" w:type="dxa"/>
               <w:right w:w="108" w:type="dxa"/>
             </w:tcMar>
-            <w:vAlign w:val="center"/>
-            <w:hideMark/>
-          </w:tcPr>
-          <w:p>
-            <w:r>
-              <w:t>HOCHIMN HAIPHONG ВСК</w:t>
+            <w:vAlign w:val="bottom"/>
+            <w:hideMark/>
+          </w:tcPr>
+          <w:p>
+            <w:r>
+              <w:t>GUANGZHOU(NSHA) ВСК</w:t>
             </w:r>
           </w:p>
         </w:tc>
@@ -2243,15 +2206,12 @@
               <w:bottom w:w="0" w:type="dxa"/>
               <w:right w:w="108" w:type="dxa"/>
             </w:tcMar>
-            <w:vAlign w:val="center"/>
-            <w:hideMark/>
-          </w:tcPr>
-          <w:p>
-            <w:r>
-              <w:rPr>
-                <w:lang w:val="en-US"/>
-              </w:rPr>
-              <w:t> </w:t>
+            <w:vAlign w:val="bottom"/>
+            <w:hideMark/>
+          </w:tcPr>
+          <w:p>
+            <w:r>
+              <w:t>2095</w:t>
             </w:r>
           </w:p>
         </w:tc>
@@ -2265,24 +2225,12 @@
               <w:bottom w:w="0" w:type="dxa"/>
               <w:right w:w="108" w:type="dxa"/>
             </w:tcMar>
-            <w:vAlign w:val="center"/>
-            <w:hideMark/>
-          </w:tcPr>
-          <w:p>
-            <w:r>
-              <w:rPr>
-                <w:lang w:val="en-US"/>
-              </w:rPr>
-              <w:t>2</w:t>
-            </w:r>
-            <w:r>
-              <w:t>8</w:t>
-            </w:r>
-            <w:r>
-              <w:rPr>
-                <w:lang w:val="en-US"/>
-              </w:rPr>
-              <w:t>95</w:t>
+            <w:vAlign w:val="bottom"/>
+            <w:hideMark/>
+          </w:tcPr>
+          <w:p>
+            <w:r>
+              <w:t>4195</w:t>
             </w:r>
           </w:p>
         </w:tc>
@@ -2375,8 +2323,7 @@
         </w:trPr>
         <w:tc>
           <w:tcPr>
-            <w:tcW w:w="4660" w:type="dxa"/>
-            <w:gridSpan w:val="2"/>
+            <w:tcW w:w="3480" w:type="dxa"/>
             <w:tcBorders>
               <w:top w:val="nil"/>
               <w:left w:val="single" w:sz="8" w:space="0" w:color="auto"/>
@@ -2390,16 +2337,31 @@
               <w:bottom w:w="0" w:type="dxa"/>
               <w:right w:w="108" w:type="dxa"/>
             </w:tcMar>
-            <w:vAlign w:val="center"/>
-            <w:hideMark/>
-          </w:tcPr>
-          <w:p>
-            <w:r>
-              <w:rPr>
-                <w:b/>
-                <w:bCs/>
-              </w:rPr>
-              <w:t>~ ОПАСНЫЕ +490/790 (2.3 -690/1190) ЖД+15000р.</w:t>
+            <w:vAlign w:val="bottom"/>
+            <w:hideMark/>
+          </w:tcPr>
+          <w:p>
+            <w:r>
+              <w:t>HOCHIMN HAIPHONG ВСК</w:t>
+            </w:r>
+          </w:p>
+        </w:tc>
+        <w:tc>
+          <w:tcPr>
+            <w:tcW w:w="1180" w:type="dxa"/>
+            <w:shd w:val="clear" w:color="auto" w:fill="FFFFFF"/>
+            <w:tcMar>
+              <w:top w:w="0" w:type="dxa"/>
+              <w:left w:w="108" w:type="dxa"/>
+              <w:bottom w:w="0" w:type="dxa"/>
+              <w:right w:w="108" w:type="dxa"/>
+            </w:tcMar>
+            <w:vAlign w:val="bottom"/>
+            <w:hideMark/>
+          </w:tcPr>
+          <w:p>
+            <w:r>
+              <w:t> </w:t>
             </w:r>
           </w:p>
         </w:tc>
@@ -2413,12 +2375,12 @@
               <w:bottom w:w="0" w:type="dxa"/>
               <w:right w:w="108" w:type="dxa"/>
             </w:tcMar>
-            <w:vAlign w:val="center"/>
-            <w:hideMark/>
-          </w:tcPr>
-          <w:p>
-            <w:r>
-              <w:t> </w:t>
+            <w:vAlign w:val="bottom"/>
+            <w:hideMark/>
+          </w:tcPr>
+          <w:p>
+            <w:r>
+              <w:t>2795</w:t>
             </w:r>
           </w:p>
         </w:tc>
@@ -2511,7 +2473,8 @@
         </w:trPr>
         <w:tc>
           <w:tcPr>
-            <w:tcW w:w="3480" w:type="dxa"/>
+            <w:tcW w:w="5560" w:type="dxa"/>
+            <w:gridSpan w:val="3"/>
             <w:tcBorders>
               <w:top w:val="nil"/>
               <w:left w:val="single" w:sz="8" w:space="0" w:color="auto"/>
@@ -2530,82 +2493,57 @@
           </w:tcPr>
           <w:p>
             <w:r>
-              <w:t>BUSAN ПРЯМОЙ ВМКТ ***</w:t>
-            </w:r>
-          </w:p>
-        </w:tc>
-        <w:tc>
-          <w:tcPr>
-            <w:tcW w:w="1180" w:type="dxa"/>
-            <w:shd w:val="clear" w:color="auto" w:fill="FFFFFF"/>
-            <w:tcMar>
-              <w:top w:w="0" w:type="dxa"/>
-              <w:left w:w="108" w:type="dxa"/>
-              <w:bottom w:w="0" w:type="dxa"/>
-              <w:right w:w="108" w:type="dxa"/>
-            </w:tcMar>
-            <w:vAlign w:val="center"/>
-            <w:hideMark/>
-          </w:tcPr>
-          <w:p>
-            <w:r>
               <w:rPr>
-                <w:i/>
-                <w:iCs/>
+                <w:b/>
+                <w:bCs/>
               </w:rPr>
-              <w:t>1195</w:t>
-            </w:r>
-          </w:p>
-        </w:tc>
-        <w:tc>
-          <w:tcPr>
-            <w:tcW w:w="900" w:type="dxa"/>
-            <w:shd w:val="clear" w:color="auto" w:fill="FFFFFF"/>
-            <w:tcMar>
-              <w:top w:w="0" w:type="dxa"/>
-              <w:left w:w="108" w:type="dxa"/>
-              <w:bottom w:w="0" w:type="dxa"/>
-              <w:right w:w="108" w:type="dxa"/>
-            </w:tcMar>
-            <w:vAlign w:val="center"/>
-            <w:hideMark/>
-          </w:tcPr>
-          <w:p>
-            <w:r>
-              <w:t>2</w:t>
-            </w:r>
+              <w:t>~ ОПАСНЫЕ +590/790 (2.3 -690/1190) ЖД+15000р.</w:t>
+            </w:r>
+          </w:p>
+        </w:tc>
+        <w:tc>
+          <w:tcPr>
+            <w:tcW w:w="3280" w:type="dxa"/>
+            <w:shd w:val="clear" w:color="auto" w:fill="FFFFFF"/>
+            <w:tcMar>
+              <w:top w:w="0" w:type="dxa"/>
+              <w:left w:w="108" w:type="dxa"/>
+              <w:bottom w:w="0" w:type="dxa"/>
+              <w:right w:w="108" w:type="dxa"/>
+            </w:tcMar>
+            <w:vAlign w:val="center"/>
+            <w:hideMark/>
+          </w:tcPr>
+          <w:p>
+            <w:proofErr w:type="spellStart"/>
+            <w:r>
+              <w:t>Костариха</w:t>
+            </w:r>
+            <w:proofErr w:type="spellEnd"/>
+            <w:r>
+              <w:t xml:space="preserve"> (НН) КП</w:t>
+            </w:r>
+          </w:p>
+        </w:tc>
+        <w:tc>
+          <w:tcPr>
+            <w:tcW w:w="920" w:type="dxa"/>
+            <w:shd w:val="clear" w:color="auto" w:fill="FFFFFF"/>
+            <w:tcMar>
+              <w:top w:w="0" w:type="dxa"/>
+              <w:left w:w="108" w:type="dxa"/>
+              <w:bottom w:w="0" w:type="dxa"/>
+              <w:right w:w="108" w:type="dxa"/>
+            </w:tcMar>
+            <w:vAlign w:val="center"/>
+            <w:hideMark/>
+          </w:tcPr>
+          <w:p>
             <w:r>
               <w:rPr>
                 <w:lang w:val="en-US"/>
               </w:rPr>
-              <w:t>2</w:t>
-            </w:r>
-            <w:r>
-              <w:t>95</w:t>
-            </w:r>
-          </w:p>
-        </w:tc>
-        <w:tc>
-          <w:tcPr>
-            <w:tcW w:w="3280" w:type="dxa"/>
-            <w:shd w:val="clear" w:color="auto" w:fill="FFFFFF"/>
-            <w:tcMar>
-              <w:top w:w="0" w:type="dxa"/>
-              <w:left w:w="108" w:type="dxa"/>
-              <w:bottom w:w="0" w:type="dxa"/>
-              <w:right w:w="108" w:type="dxa"/>
-            </w:tcMar>
-            <w:vAlign w:val="center"/>
-            <w:hideMark/>
-          </w:tcPr>
-          <w:p>
-            <w:proofErr w:type="spellStart"/>
-            <w:r>
-              <w:t>Костариха</w:t>
-            </w:r>
-            <w:proofErr w:type="spellEnd"/>
-            <w:r>
-              <w:t xml:space="preserve"> (НН) КП</w:t>
+              <w:t>199900</w:t>
             </w:r>
           </w:p>
         </w:tc>
@@ -2624,29 +2562,7 @@
           </w:tcPr>
           <w:p>
             <w:r>
-              <w:rPr>
-                <w:lang w:val="en-US"/>
-              </w:rPr>
-              <w:t>194900</w:t>
-            </w:r>
-          </w:p>
-        </w:tc>
-        <w:tc>
-          <w:tcPr>
-            <w:tcW w:w="920" w:type="dxa"/>
-            <w:shd w:val="clear" w:color="auto" w:fill="FFFFFF"/>
-            <w:tcMar>
-              <w:top w:w="0" w:type="dxa"/>
-              <w:left w:w="108" w:type="dxa"/>
-              <w:bottom w:w="0" w:type="dxa"/>
-              <w:right w:w="108" w:type="dxa"/>
-            </w:tcMar>
-            <w:vAlign w:val="center"/>
-            <w:hideMark/>
-          </w:tcPr>
-          <w:p>
-            <w:r>
-              <w:t>224800</w:t>
+              <w:t>229800</w:t>
             </w:r>
           </w:p>
         </w:tc>
@@ -2671,7 +2587,7 @@
           </w:tcPr>
           <w:p>
             <w:r>
-              <w:t>339800</w:t>
+              <w:t>349800</w:t>
             </w:r>
           </w:p>
         </w:tc>
@@ -2701,15 +2617,7 @@
           </w:tcPr>
           <w:p>
             <w:r>
-              <w:t xml:space="preserve">SHANGHAI BSN </w:t>
-            </w:r>
-            <w:proofErr w:type="gramStart"/>
-            <w:r>
-              <w:t>ВМКТ  *</w:t>
-            </w:r>
-            <w:proofErr w:type="gramEnd"/>
-            <w:r>
-              <w:t>**</w:t>
+              <w:t>BUSAN ПРЯМОЙ ВМКТ ***</w:t>
             </w:r>
           </w:p>
         </w:tc>
@@ -2732,7 +2640,7 @@
                 <w:i/>
                 <w:iCs/>
               </w:rPr>
-              <w:t>1595</w:t>
+              <w:t>1295</w:t>
             </w:r>
           </w:p>
         </w:tc>
@@ -2751,16 +2659,7 @@
           </w:tcPr>
           <w:p>
             <w:r>
-              <w:t>4</w:t>
-            </w:r>
-            <w:r>
-              <w:rPr>
-                <w:lang w:val="en-US"/>
-              </w:rPr>
-              <w:t>3</w:t>
-            </w:r>
-            <w:r>
-              <w:t>95</w:t>
+              <w:t>2595</w:t>
             </w:r>
           </w:p>
         </w:tc>
@@ -2793,6 +2692,7 @@
               <w:bottom w:w="0" w:type="dxa"/>
               <w:right w:w="108" w:type="dxa"/>
             </w:tcMar>
+            <w:vAlign w:val="center"/>
             <w:hideMark/>
           </w:tcPr>
           <w:p>
@@ -2811,6 +2711,7 @@
               <w:bottom w:w="0" w:type="dxa"/>
               <w:right w:w="108" w:type="dxa"/>
             </w:tcMar>
+            <w:vAlign w:val="center"/>
             <w:hideMark/>
           </w:tcPr>
           <w:p>
@@ -2835,6 +2736,7 @@
               <w:bottom w:w="0" w:type="dxa"/>
               <w:right w:w="108" w:type="dxa"/>
             </w:tcMar>
+            <w:vAlign w:val="center"/>
             <w:hideMark/>
           </w:tcPr>
           <w:p>
@@ -2869,7 +2771,7 @@
           </w:tcPr>
           <w:p>
             <w:r>
-              <w:t xml:space="preserve">NINGBO BSN </w:t>
+              <w:t xml:space="preserve">SHANGHAI BSN </w:t>
             </w:r>
             <w:proofErr w:type="gramStart"/>
             <w:r>
@@ -2896,7 +2798,11 @@
           </w:tcPr>
           <w:p>
             <w:r>
-              <w:t>1895</w:t>
+              <w:rPr>
+                <w:i/>
+                <w:iCs/>
+              </w:rPr>
+              <w:t>1795</w:t>
             </w:r>
           </w:p>
         </w:tc>
@@ -2915,16 +2821,7 @@
           </w:tcPr>
           <w:p>
             <w:r>
-              <w:t>4</w:t>
-            </w:r>
-            <w:r>
-              <w:rPr>
-                <w:lang w:val="en-US"/>
-              </w:rPr>
-              <w:t>2</w:t>
-            </w:r>
-            <w:r>
-              <w:t>95</w:t>
+              <w:t>4295</w:t>
             </w:r>
           </w:p>
         </w:tc>
@@ -2957,6 +2854,7 @@
               <w:bottom w:w="0" w:type="dxa"/>
               <w:right w:w="108" w:type="dxa"/>
             </w:tcMar>
+            <w:vAlign w:val="center"/>
             <w:hideMark/>
           </w:tcPr>
           <w:p>
@@ -2975,6 +2873,7 @@
               <w:bottom w:w="0" w:type="dxa"/>
               <w:right w:w="108" w:type="dxa"/>
             </w:tcMar>
+            <w:vAlign w:val="center"/>
             <w:hideMark/>
           </w:tcPr>
           <w:p>
@@ -2999,6 +2898,7 @@
               <w:bottom w:w="0" w:type="dxa"/>
               <w:right w:w="108" w:type="dxa"/>
             </w:tcMar>
+            <w:vAlign w:val="center"/>
             <w:hideMark/>
           </w:tcPr>
           <w:p>
@@ -3033,7 +2933,332 @@
           </w:tcPr>
           <w:p>
             <w:r>
+              <w:t xml:space="preserve">NINGBO BSN </w:t>
+            </w:r>
+            <w:proofErr w:type="gramStart"/>
+            <w:r>
+              <w:t>ВМКТ  *</w:t>
+            </w:r>
+            <w:proofErr w:type="gramEnd"/>
+            <w:r>
+              <w:t>**</w:t>
+            </w:r>
+          </w:p>
+        </w:tc>
+        <w:tc>
+          <w:tcPr>
+            <w:tcW w:w="1180" w:type="dxa"/>
+            <w:shd w:val="clear" w:color="auto" w:fill="FFFFFF"/>
+            <w:tcMar>
+              <w:top w:w="0" w:type="dxa"/>
+              <w:left w:w="108" w:type="dxa"/>
+              <w:bottom w:w="0" w:type="dxa"/>
+              <w:right w:w="108" w:type="dxa"/>
+            </w:tcMar>
+            <w:vAlign w:val="center"/>
+            <w:hideMark/>
+          </w:tcPr>
+          <w:p>
+            <w:r>
+              <w:t>1995</w:t>
+            </w:r>
+          </w:p>
+        </w:tc>
+        <w:tc>
+          <w:tcPr>
+            <w:tcW w:w="900" w:type="dxa"/>
+            <w:shd w:val="clear" w:color="auto" w:fill="FFFFFF"/>
+            <w:tcMar>
+              <w:top w:w="0" w:type="dxa"/>
+              <w:left w:w="108" w:type="dxa"/>
+              <w:bottom w:w="0" w:type="dxa"/>
+              <w:right w:w="108" w:type="dxa"/>
+            </w:tcMar>
+            <w:vAlign w:val="center"/>
+            <w:hideMark/>
+          </w:tcPr>
+          <w:p>
+            <w:r>
+              <w:t>4395</w:t>
+            </w:r>
+          </w:p>
+        </w:tc>
+        <w:tc>
+          <w:tcPr>
+            <w:tcW w:w="3280" w:type="dxa"/>
+            <w:shd w:val="clear" w:color="auto" w:fill="FFFFFF"/>
+            <w:tcMar>
+              <w:top w:w="0" w:type="dxa"/>
+              <w:left w:w="108" w:type="dxa"/>
+              <w:bottom w:w="0" w:type="dxa"/>
+              <w:right w:w="108" w:type="dxa"/>
+            </w:tcMar>
+            <w:vAlign w:val="center"/>
+            <w:hideMark/>
+          </w:tcPr>
+          <w:p>
+            <w:r>
+              <w:t>Безымянка (СМР)</w:t>
+            </w:r>
+          </w:p>
+        </w:tc>
+        <w:tc>
+          <w:tcPr>
+            <w:tcW w:w="920" w:type="dxa"/>
+            <w:shd w:val="clear" w:color="auto" w:fill="FFFFFF"/>
+            <w:tcMar>
+              <w:top w:w="0" w:type="dxa"/>
+              <w:left w:w="108" w:type="dxa"/>
+              <w:bottom w:w="0" w:type="dxa"/>
+              <w:right w:w="108" w:type="dxa"/>
+            </w:tcMar>
+            <w:vAlign w:val="center"/>
+            <w:hideMark/>
+          </w:tcPr>
+          <w:p>
+            <w:r>
+              <w:t>233800</w:t>
+            </w:r>
+          </w:p>
+        </w:tc>
+        <w:tc>
+          <w:tcPr>
+            <w:tcW w:w="920" w:type="dxa"/>
+            <w:shd w:val="clear" w:color="auto" w:fill="FFFFFF"/>
+            <w:tcMar>
+              <w:top w:w="0" w:type="dxa"/>
+              <w:left w:w="108" w:type="dxa"/>
+              <w:bottom w:w="0" w:type="dxa"/>
+              <w:right w:w="108" w:type="dxa"/>
+            </w:tcMar>
+            <w:vAlign w:val="center"/>
+            <w:hideMark/>
+          </w:tcPr>
+          <w:p>
+            <w:r>
+              <w:t>263500</w:t>
+            </w:r>
+          </w:p>
+        </w:tc>
+        <w:tc>
+          <w:tcPr>
+            <w:tcW w:w="940" w:type="dxa"/>
+            <w:tcBorders>
+              <w:top w:val="nil"/>
+              <w:left w:val="nil"/>
+              <w:bottom w:val="nil"/>
+              <w:right w:val="single" w:sz="8" w:space="0" w:color="auto"/>
+            </w:tcBorders>
+            <w:shd w:val="clear" w:color="auto" w:fill="FFFFFF"/>
+            <w:tcMar>
+              <w:top w:w="0" w:type="dxa"/>
+              <w:left w:w="108" w:type="dxa"/>
+              <w:bottom w:w="0" w:type="dxa"/>
+              <w:right w:w="108" w:type="dxa"/>
+            </w:tcMar>
+            <w:vAlign w:val="center"/>
+            <w:hideMark/>
+          </w:tcPr>
+          <w:p>
+            <w:r>
+              <w:t>387100</w:t>
+            </w:r>
+          </w:p>
+        </w:tc>
+      </w:tr>
+      <w:tr>
+        <w:trPr>
+          <w:trHeight w:val="255"/>
+        </w:trPr>
+        <w:tc>
+          <w:tcPr>
+            <w:tcW w:w="3480" w:type="dxa"/>
+            <w:tcBorders>
+              <w:top w:val="nil"/>
+              <w:left w:val="single" w:sz="8" w:space="0" w:color="auto"/>
+              <w:bottom w:val="nil"/>
+              <w:right w:val="nil"/>
+            </w:tcBorders>
+            <w:shd w:val="clear" w:color="auto" w:fill="FFFFFF"/>
+            <w:tcMar>
+              <w:top w:w="0" w:type="dxa"/>
+              <w:left w:w="108" w:type="dxa"/>
+              <w:bottom w:w="0" w:type="dxa"/>
+              <w:right w:w="108" w:type="dxa"/>
+            </w:tcMar>
+            <w:vAlign w:val="center"/>
+            <w:hideMark/>
+          </w:tcPr>
+          <w:p>
+            <w:r>
               <w:t xml:space="preserve">QINGDAO BSN </w:t>
+            </w:r>
+            <w:proofErr w:type="gramStart"/>
+            <w:r>
+              <w:t>ВМКТ  *</w:t>
+            </w:r>
+            <w:proofErr w:type="gramEnd"/>
+            <w:r>
+              <w:t>**</w:t>
+            </w:r>
+          </w:p>
+        </w:tc>
+        <w:tc>
+          <w:tcPr>
+            <w:tcW w:w="1180" w:type="dxa"/>
+            <w:shd w:val="clear" w:color="auto" w:fill="FFFFFF"/>
+            <w:tcMar>
+              <w:top w:w="0" w:type="dxa"/>
+              <w:left w:w="108" w:type="dxa"/>
+              <w:bottom w:w="0" w:type="dxa"/>
+              <w:right w:w="108" w:type="dxa"/>
+            </w:tcMar>
+            <w:vAlign w:val="center"/>
+            <w:hideMark/>
+          </w:tcPr>
+          <w:p>
+            <w:r>
+              <w:rPr>
+                <w:i/>
+                <w:iCs/>
+              </w:rPr>
+              <w:t>2095</w:t>
+            </w:r>
+          </w:p>
+        </w:tc>
+        <w:tc>
+          <w:tcPr>
+            <w:tcW w:w="900" w:type="dxa"/>
+            <w:shd w:val="clear" w:color="auto" w:fill="FFFFFF"/>
+            <w:tcMar>
+              <w:top w:w="0" w:type="dxa"/>
+              <w:left w:w="108" w:type="dxa"/>
+              <w:bottom w:w="0" w:type="dxa"/>
+              <w:right w:w="108" w:type="dxa"/>
+            </w:tcMar>
+            <w:vAlign w:val="center"/>
+            <w:hideMark/>
+          </w:tcPr>
+          <w:p>
+            <w:r>
+              <w:t>4195</w:t>
+            </w:r>
+          </w:p>
+        </w:tc>
+        <w:tc>
+          <w:tcPr>
+            <w:tcW w:w="3280" w:type="dxa"/>
+            <w:shd w:val="clear" w:color="auto" w:fill="FFFFFF"/>
+            <w:tcMar>
+              <w:top w:w="0" w:type="dxa"/>
+              <w:left w:w="108" w:type="dxa"/>
+              <w:bottom w:w="0" w:type="dxa"/>
+              <w:right w:w="108" w:type="dxa"/>
+            </w:tcMar>
+            <w:vAlign w:val="center"/>
+            <w:hideMark/>
+          </w:tcPr>
+          <w:p>
+            <w:proofErr w:type="spellStart"/>
+            <w:r>
+              <w:t>Волжскиий</w:t>
+            </w:r>
+            <w:proofErr w:type="spellEnd"/>
+            <w:r>
+              <w:t xml:space="preserve"> (ВЛГД)</w:t>
+            </w:r>
+          </w:p>
+        </w:tc>
+        <w:tc>
+          <w:tcPr>
+            <w:tcW w:w="920" w:type="dxa"/>
+            <w:shd w:val="clear" w:color="auto" w:fill="FFFFFF"/>
+            <w:tcMar>
+              <w:top w:w="0" w:type="dxa"/>
+              <w:left w:w="108" w:type="dxa"/>
+              <w:bottom w:w="0" w:type="dxa"/>
+              <w:right w:w="108" w:type="dxa"/>
+            </w:tcMar>
+            <w:vAlign w:val="center"/>
+            <w:hideMark/>
+          </w:tcPr>
+          <w:p>
+            <w:r>
+              <w:t>234600</w:t>
+            </w:r>
+          </w:p>
+        </w:tc>
+        <w:tc>
+          <w:tcPr>
+            <w:tcW w:w="920" w:type="dxa"/>
+            <w:shd w:val="clear" w:color="auto" w:fill="FFFFFF"/>
+            <w:tcMar>
+              <w:top w:w="0" w:type="dxa"/>
+              <w:left w:w="108" w:type="dxa"/>
+              <w:bottom w:w="0" w:type="dxa"/>
+              <w:right w:w="108" w:type="dxa"/>
+            </w:tcMar>
+            <w:vAlign w:val="center"/>
+            <w:hideMark/>
+          </w:tcPr>
+          <w:p>
+            <w:r>
+              <w:t>266000</w:t>
+            </w:r>
+          </w:p>
+        </w:tc>
+        <w:tc>
+          <w:tcPr>
+            <w:tcW w:w="940" w:type="dxa"/>
+            <w:tcBorders>
+              <w:top w:val="nil"/>
+              <w:left w:val="nil"/>
+              <w:bottom w:val="nil"/>
+              <w:right w:val="single" w:sz="8" w:space="0" w:color="auto"/>
+            </w:tcBorders>
+            <w:shd w:val="clear" w:color="auto" w:fill="FFFFFF"/>
+            <w:tcMar>
+              <w:top w:w="0" w:type="dxa"/>
+              <w:left w:w="108" w:type="dxa"/>
+              <w:bottom w:w="0" w:type="dxa"/>
+              <w:right w:w="108" w:type="dxa"/>
+            </w:tcMar>
+            <w:vAlign w:val="center"/>
+            <w:hideMark/>
+          </w:tcPr>
+          <w:p>
+            <w:r>
+              <w:t>379700</w:t>
+            </w:r>
+          </w:p>
+        </w:tc>
+      </w:tr>
+      <w:tr>
+        <w:trPr>
+          <w:trHeight w:val="255"/>
+        </w:trPr>
+        <w:tc>
+          <w:tcPr>
+            <w:tcW w:w="3480" w:type="dxa"/>
+            <w:tcBorders>
+              <w:top w:val="nil"/>
+              <w:left w:val="single" w:sz="8" w:space="0" w:color="auto"/>
+              <w:bottom w:val="nil"/>
+              <w:right w:val="nil"/>
+            </w:tcBorders>
+            <w:shd w:val="clear" w:color="auto" w:fill="FFFFFF"/>
+            <w:tcMar>
+              <w:top w:w="0" w:type="dxa"/>
+              <w:left w:w="108" w:type="dxa"/>
+              <w:bottom w:w="0" w:type="dxa"/>
+              <w:right w:w="108" w:type="dxa"/>
+            </w:tcMar>
+            <w:vAlign w:val="center"/>
+            <w:hideMark/>
+          </w:tcPr>
+          <w:p>
+            <w:r>
+              <w:t xml:space="preserve">TIANJIN BSN </w:t>
             </w:r>
             <w:proofErr w:type="gramStart"/>
             <w:r>
@@ -3083,16 +3308,7 @@
           </w:tcPr>
           <w:p>
             <w:r>
-              <w:t>4</w:t>
-            </w:r>
-            <w:r>
-              <w:rPr>
-                <w:lang w:val="en-US"/>
-              </w:rPr>
-              <w:t>1</w:t>
-            </w:r>
-            <w:r>
-              <w:t>95</w:t>
+              <w:t>3795</w:t>
             </w:r>
           </w:p>
         </w:tc>
@@ -3111,7 +3327,7 @@
           </w:tcPr>
           <w:p>
             <w:r>
-              <w:t>Безымянка (СМР)</w:t>
+              <w:t>Блочная (ПЕРМЬ) </w:t>
             </w:r>
           </w:p>
         </w:tc>
@@ -3125,11 +3341,12 @@
               <w:bottom w:w="0" w:type="dxa"/>
               <w:right w:w="108" w:type="dxa"/>
             </w:tcMar>
-            <w:hideMark/>
-          </w:tcPr>
-          <w:p>
-            <w:r>
-              <w:t>233800</w:t>
+            <w:vAlign w:val="center"/>
+            <w:hideMark/>
+          </w:tcPr>
+          <w:p>
+            <w:r>
+              <w:t>194400</w:t>
             </w:r>
           </w:p>
         </w:tc>
@@ -3143,11 +3360,12 @@
               <w:bottom w:w="0" w:type="dxa"/>
               <w:right w:w="108" w:type="dxa"/>
             </w:tcMar>
-            <w:hideMark/>
-          </w:tcPr>
-          <w:p>
-            <w:r>
-              <w:t>263500</w:t>
+            <w:vAlign w:val="center"/>
+            <w:hideMark/>
+          </w:tcPr>
+          <w:p>
+            <w:r>
+              <w:t>223000</w:t>
             </w:r>
           </w:p>
         </w:tc>
@@ -3167,11 +3385,12 @@
               <w:bottom w:w="0" w:type="dxa"/>
               <w:right w:w="108" w:type="dxa"/>
             </w:tcMar>
-            <w:hideMark/>
-          </w:tcPr>
-          <w:p>
-            <w:r>
-              <w:t>387100</w:t>
+            <w:vAlign w:val="center"/>
+            <w:hideMark/>
+          </w:tcPr>
+          <w:p>
+            <w:r>
+              <w:t>299900</w:t>
             </w:r>
           </w:p>
         </w:tc>
@@ -3201,7 +3420,7 @@
           </w:tcPr>
           <w:p>
             <w:r>
-              <w:t xml:space="preserve">TIANJIN BSN </w:t>
+              <w:t xml:space="preserve">DALIAN BSN </w:t>
             </w:r>
             <w:proofErr w:type="gramStart"/>
             <w:r>
@@ -3251,10 +3470,7 @@
           </w:tcPr>
           <w:p>
             <w:r>
-              <w:rPr>
-                <w:lang w:val="en-US"/>
-              </w:rPr>
-              <w:t>3895</w:t>
+              <w:t>3595</w:t>
             </w:r>
           </w:p>
         </w:tc>
@@ -3272,13 +3488,8 @@
             <w:hideMark/>
           </w:tcPr>
           <w:p>
-            <w:proofErr w:type="spellStart"/>
-            <w:r>
-              <w:t>Волжскиий</w:t>
-            </w:r>
-            <w:proofErr w:type="spellEnd"/>
-            <w:r>
-              <w:t xml:space="preserve"> (ВЛГД)</w:t>
+            <w:r>
+              <w:t>Колядичи (МИНСК)</w:t>
             </w:r>
           </w:p>
         </w:tc>
@@ -3292,11 +3503,12 @@
               <w:bottom w:w="0" w:type="dxa"/>
               <w:right w:w="108" w:type="dxa"/>
             </w:tcMar>
-            <w:hideMark/>
-          </w:tcPr>
-          <w:p>
-            <w:r>
-              <w:t>234600</w:t>
+            <w:vAlign w:val="center"/>
+            <w:hideMark/>
+          </w:tcPr>
+          <w:p>
+            <w:r>
+              <w:t>229000</w:t>
             </w:r>
           </w:p>
         </w:tc>
@@ -3310,11 +3522,12 @@
               <w:bottom w:w="0" w:type="dxa"/>
               <w:right w:w="108" w:type="dxa"/>
             </w:tcMar>
-            <w:hideMark/>
-          </w:tcPr>
-          <w:p>
-            <w:r>
-              <w:t>266000</w:t>
+            <w:vAlign w:val="center"/>
+            <w:hideMark/>
+          </w:tcPr>
+          <w:p>
+            <w:r>
+              <w:t>264900</w:t>
             </w:r>
           </w:p>
         </w:tc>
@@ -3334,11 +3547,12 @@
               <w:bottom w:w="0" w:type="dxa"/>
               <w:right w:w="108" w:type="dxa"/>
             </w:tcMar>
-            <w:hideMark/>
-          </w:tcPr>
-          <w:p>
-            <w:r>
-              <w:t>379700</w:t>
+            <w:vAlign w:val="center"/>
+            <w:hideMark/>
+          </w:tcPr>
+          <w:p>
+            <w:r>
+              <w:t>379000</w:t>
             </w:r>
           </w:p>
         </w:tc>
@@ -3368,7 +3582,7 @@
           </w:tcPr>
           <w:p>
             <w:r>
-              <w:t xml:space="preserve">DALIAN BSN </w:t>
+              <w:t xml:space="preserve">XIAMEN BSN </w:t>
             </w:r>
             <w:proofErr w:type="gramStart"/>
             <w:r>
@@ -3395,26 +3609,7 @@
           </w:tcPr>
           <w:p>
             <w:r>
-              <w:rPr>
-                <w:i/>
-                <w:iCs/>
-              </w:rPr>
-              <w:t>1</w:t>
-            </w:r>
-            <w:r>
-              <w:rPr>
-                <w:i/>
-                <w:iCs/>
-                <w:lang w:val="en-US"/>
-              </w:rPr>
-              <w:t>8</w:t>
-            </w:r>
-            <w:r>
-              <w:rPr>
-                <w:i/>
-                <w:iCs/>
-              </w:rPr>
-              <w:t>95</w:t>
+              <w:t>2095</w:t>
             </w:r>
           </w:p>
         </w:tc>
@@ -3433,16 +3628,7 @@
           </w:tcPr>
           <w:p>
             <w:r>
-              <w:t>3</w:t>
-            </w:r>
-            <w:r>
-              <w:rPr>
-                <w:lang w:val="en-US"/>
-              </w:rPr>
-              <w:t>3</w:t>
-            </w:r>
-            <w:r>
-              <w:t>95</w:t>
+              <w:t>4495</w:t>
             </w:r>
           </w:p>
         </w:tc>
@@ -3461,7 +3647,15 @@
           </w:tcPr>
           <w:p>
             <w:r>
-              <w:t>Блочная (ПЕРМЬ) </w:t>
+              <w:t>Нижнекамск (</w:t>
+            </w:r>
+            <w:proofErr w:type="spellStart"/>
+            <w:r>
+              <w:t>Н.Челны</w:t>
+            </w:r>
+            <w:proofErr w:type="spellEnd"/>
+            <w:r>
+              <w:t>)</w:t>
             </w:r>
           </w:p>
         </w:tc>
@@ -3475,11 +3669,12 @@
               <w:bottom w:w="0" w:type="dxa"/>
               <w:right w:w="108" w:type="dxa"/>
             </w:tcMar>
-            <w:hideMark/>
-          </w:tcPr>
-          <w:p>
-            <w:r>
-              <w:t>194400</w:t>
+            <w:vAlign w:val="center"/>
+            <w:hideMark/>
+          </w:tcPr>
+          <w:p>
+            <w:r>
+              <w:t>229000</w:t>
             </w:r>
           </w:p>
         </w:tc>
@@ -3493,11 +3688,12 @@
               <w:bottom w:w="0" w:type="dxa"/>
               <w:right w:w="108" w:type="dxa"/>
             </w:tcMar>
-            <w:hideMark/>
-          </w:tcPr>
-          <w:p>
-            <w:r>
-              <w:t>223000</w:t>
+            <w:vAlign w:val="center"/>
+            <w:hideMark/>
+          </w:tcPr>
+          <w:p>
+            <w:r>
+              <w:t>259000</w:t>
             </w:r>
           </w:p>
         </w:tc>
@@ -3517,11 +3713,12 @@
               <w:bottom w:w="0" w:type="dxa"/>
               <w:right w:w="108" w:type="dxa"/>
             </w:tcMar>
-            <w:hideMark/>
-          </w:tcPr>
-          <w:p>
-            <w:r>
-              <w:t>299900</w:t>
+            <w:vAlign w:val="center"/>
+            <w:hideMark/>
+          </w:tcPr>
+          <w:p>
+            <w:r>
+              <w:t>329900</w:t>
             </w:r>
           </w:p>
         </w:tc>
@@ -3551,7 +3748,8 @@
           </w:tcPr>
           <w:p>
             <w:r>
-              <w:t xml:space="preserve">XIAMEN BSN </w:t>
+              <w:lastRenderedPageBreak/>
+              <w:t xml:space="preserve">SHENZHEN(SHKU)BSN </w:t>
             </w:r>
             <w:proofErr w:type="gramStart"/>
             <w:r>
@@ -3578,7 +3776,11 @@
           </w:tcPr>
           <w:p>
             <w:r>
-              <w:t>1995</w:t>
+              <w:rPr>
+                <w:i/>
+                <w:iCs/>
+              </w:rPr>
+              <w:t>2095</w:t>
             </w:r>
           </w:p>
         </w:tc>
@@ -3597,7 +3799,7 @@
           </w:tcPr>
           <w:p>
             <w:r>
-              <w:t>4395</w:t>
+              <w:t>4295</w:t>
             </w:r>
           </w:p>
         </w:tc>
@@ -3616,7 +3818,7 @@
           </w:tcPr>
           <w:p>
             <w:r>
-              <w:t>Колядичи (МИНСК)</w:t>
+              <w:t>Позимь (ИЖЕВСК)</w:t>
             </w:r>
           </w:p>
         </w:tc>
@@ -3635,7 +3837,7 @@
           </w:tcPr>
           <w:p>
             <w:r>
-              <w:t>229000</w:t>
+              <w:t>225900</w:t>
             </w:r>
           </w:p>
         </w:tc>
@@ -3654,7 +3856,7 @@
           </w:tcPr>
           <w:p>
             <w:r>
-              <w:t>264900</w:t>
+              <w:t>254800</w:t>
             </w:r>
           </w:p>
         </w:tc>
@@ -3679,7 +3881,7 @@
           </w:tcPr>
           <w:p>
             <w:r>
-              <w:t>379000</w:t>
+              <w:t>359300</w:t>
             </w:r>
           </w:p>
         </w:tc>
@@ -3709,15 +3911,7 @@
           </w:tcPr>
           <w:p>
             <w:r>
-              <w:t xml:space="preserve">SHENZHEN(SHKU)BSN </w:t>
-            </w:r>
-            <w:proofErr w:type="gramStart"/>
-            <w:r>
-              <w:t>ВМКТ  *</w:t>
-            </w:r>
-            <w:proofErr w:type="gramEnd"/>
-            <w:r>
-              <w:t>**</w:t>
+              <w:t>GUANGZHOU(NSHA) BSN ВМКТ***</w:t>
             </w:r>
           </w:p>
         </w:tc>
@@ -3736,11 +3930,7 @@
           </w:tcPr>
           <w:p>
             <w:r>
-              <w:rPr>
-                <w:i/>
-                <w:iCs/>
-              </w:rPr>
-              <w:t>2095</w:t>
+              <w:t>1995</w:t>
             </w:r>
           </w:p>
         </w:tc>
@@ -3759,10 +3949,7 @@
           </w:tcPr>
           <w:p>
             <w:r>
-              <w:rPr>
-                <w:lang w:val="en-US"/>
-              </w:rPr>
-              <w:t>4295</w:t>
+              <w:t>4495</w:t>
             </w:r>
           </w:p>
         </w:tc>
@@ -3781,15 +3968,7 @@
           </w:tcPr>
           <w:p>
             <w:r>
-              <w:t>Нижнекамск (</w:t>
-            </w:r>
-            <w:proofErr w:type="spellStart"/>
-            <w:r>
-              <w:t>Н.Челны</w:t>
-            </w:r>
-            <w:proofErr w:type="spellEnd"/>
-            <w:r>
-              <w:t>)</w:t>
+              <w:t>Магнитогорск груз</w:t>
             </w:r>
           </w:p>
         </w:tc>
@@ -3808,7 +3987,7 @@
           </w:tcPr>
           <w:p>
             <w:r>
-              <w:t>229000</w:t>
+              <w:t>229400</w:t>
             </w:r>
           </w:p>
         </w:tc>
@@ -3852,7 +4031,7 @@
           </w:tcPr>
           <w:p>
             <w:r>
-              <w:t>329900</w:t>
+              <w:t>339400</w:t>
             </w:r>
           </w:p>
         </w:tc>
@@ -3882,7 +4061,7 @@
           </w:tcPr>
           <w:p>
             <w:r>
-              <w:t>GUANGZHOU(NSHA) BSN ВМКТ***</w:t>
+              <w:t>SHANTOU BSN ВМКТ***</w:t>
             </w:r>
           </w:p>
         </w:tc>
@@ -3901,7 +4080,7 @@
           </w:tcPr>
           <w:p>
             <w:r>
-              <w:t>1995</w:t>
+              <w:t>2195</w:t>
             </w:r>
           </w:p>
         </w:tc>
@@ -3920,10 +4099,7 @@
           </w:tcPr>
           <w:p>
             <w:r>
-              <w:rPr>
-                <w:lang w:val="en-US"/>
-              </w:rPr>
-              <w:t>4395</w:t>
+              <w:t>4795</w:t>
             </w:r>
           </w:p>
         </w:tc>
@@ -3941,8 +4117,13 @@
             <w:hideMark/>
           </w:tcPr>
           <w:p>
-            <w:r>
-              <w:t>Позимь (ИЖЕВСК)</w:t>
+            <w:proofErr w:type="spellStart"/>
+            <w:r>
+              <w:t>Черниковка</w:t>
+            </w:r>
+            <w:proofErr w:type="spellEnd"/>
+            <w:r>
+              <w:t xml:space="preserve"> (УФА)</w:t>
             </w:r>
           </w:p>
         </w:tc>
@@ -3956,11 +4137,12 @@
               <w:bottom w:w="0" w:type="dxa"/>
               <w:right w:w="108" w:type="dxa"/>
             </w:tcMar>
-            <w:hideMark/>
-          </w:tcPr>
-          <w:p>
-            <w:r>
-              <w:t>225900</w:t>
+            <w:vAlign w:val="center"/>
+            <w:hideMark/>
+          </w:tcPr>
+          <w:p>
+            <w:r>
+              <w:t>209400</w:t>
             </w:r>
           </w:p>
         </w:tc>
@@ -3974,11 +4156,12 @@
               <w:bottom w:w="0" w:type="dxa"/>
               <w:right w:w="108" w:type="dxa"/>
             </w:tcMar>
-            <w:hideMark/>
-          </w:tcPr>
-          <w:p>
-            <w:r>
-              <w:t>254800</w:t>
+            <w:vAlign w:val="center"/>
+            <w:hideMark/>
+          </w:tcPr>
+          <w:p>
+            <w:r>
+              <w:t>238000</w:t>
             </w:r>
           </w:p>
         </w:tc>
@@ -3998,11 +4181,12 @@
               <w:bottom w:w="0" w:type="dxa"/>
               <w:right w:w="108" w:type="dxa"/>
             </w:tcMar>
-            <w:hideMark/>
-          </w:tcPr>
-          <w:p>
-            <w:r>
-              <w:t>359300</w:t>
+            <w:vAlign w:val="center"/>
+            <w:hideMark/>
+          </w:tcPr>
+          <w:p>
+            <w:r>
+              <w:t>379400</w:t>
             </w:r>
           </w:p>
         </w:tc>
@@ -4017,310 +4201,6 @@
             <w:tcBorders>
               <w:top w:val="nil"/>
               <w:left w:val="single" w:sz="8" w:space="0" w:color="auto"/>
-              <w:bottom w:val="nil"/>
-              <w:right w:val="nil"/>
-            </w:tcBorders>
-            <w:shd w:val="clear" w:color="auto" w:fill="FFFFFF"/>
-            <w:tcMar>
-              <w:top w:w="0" w:type="dxa"/>
-              <w:left w:w="108" w:type="dxa"/>
-              <w:bottom w:w="0" w:type="dxa"/>
-              <w:right w:w="108" w:type="dxa"/>
-            </w:tcMar>
-            <w:vAlign w:val="center"/>
-            <w:hideMark/>
-          </w:tcPr>
-          <w:p>
-            <w:r>
-              <w:lastRenderedPageBreak/>
-              <w:t>SHANTOU BSN ВМКТ***</w:t>
-            </w:r>
-          </w:p>
-        </w:tc>
-        <w:tc>
-          <w:tcPr>
-            <w:tcW w:w="1180" w:type="dxa"/>
-            <w:shd w:val="clear" w:color="auto" w:fill="FFFFFF"/>
-            <w:tcMar>
-              <w:top w:w="0" w:type="dxa"/>
-              <w:left w:w="108" w:type="dxa"/>
-              <w:bottom w:w="0" w:type="dxa"/>
-              <w:right w:w="108" w:type="dxa"/>
-            </w:tcMar>
-            <w:vAlign w:val="center"/>
-            <w:hideMark/>
-          </w:tcPr>
-          <w:p>
-            <w:r>
-              <w:t>2595</w:t>
-            </w:r>
-          </w:p>
-        </w:tc>
-        <w:tc>
-          <w:tcPr>
-            <w:tcW w:w="900" w:type="dxa"/>
-            <w:shd w:val="clear" w:color="auto" w:fill="FFFFFF"/>
-            <w:tcMar>
-              <w:top w:w="0" w:type="dxa"/>
-              <w:left w:w="108" w:type="dxa"/>
-              <w:bottom w:w="0" w:type="dxa"/>
-              <w:right w:w="108" w:type="dxa"/>
-            </w:tcMar>
-            <w:vAlign w:val="center"/>
-            <w:hideMark/>
-          </w:tcPr>
-          <w:p>
-            <w:r>
-              <w:rPr>
-                <w:lang w:val="en-US"/>
-              </w:rPr>
-              <w:t>4995</w:t>
-            </w:r>
-          </w:p>
-        </w:tc>
-        <w:tc>
-          <w:tcPr>
-            <w:tcW w:w="3280" w:type="dxa"/>
-            <w:shd w:val="clear" w:color="auto" w:fill="FFFFFF"/>
-            <w:tcMar>
-              <w:top w:w="0" w:type="dxa"/>
-              <w:left w:w="108" w:type="dxa"/>
-              <w:bottom w:w="0" w:type="dxa"/>
-              <w:right w:w="108" w:type="dxa"/>
-            </w:tcMar>
-            <w:vAlign w:val="center"/>
-            <w:hideMark/>
-          </w:tcPr>
-          <w:p>
-            <w:r>
-              <w:t>Магнитогорск груз</w:t>
-            </w:r>
-          </w:p>
-        </w:tc>
-        <w:tc>
-          <w:tcPr>
-            <w:tcW w:w="920" w:type="dxa"/>
-            <w:shd w:val="clear" w:color="auto" w:fill="FFFFFF"/>
-            <w:tcMar>
-              <w:top w:w="0" w:type="dxa"/>
-              <w:left w:w="108" w:type="dxa"/>
-              <w:bottom w:w="0" w:type="dxa"/>
-              <w:right w:w="108" w:type="dxa"/>
-            </w:tcMar>
-            <w:hideMark/>
-          </w:tcPr>
-          <w:p>
-            <w:r>
-              <w:t>229400</w:t>
-            </w:r>
-          </w:p>
-        </w:tc>
-        <w:tc>
-          <w:tcPr>
-            <w:tcW w:w="920" w:type="dxa"/>
-            <w:shd w:val="clear" w:color="auto" w:fill="FFFFFF"/>
-            <w:tcMar>
-              <w:top w:w="0" w:type="dxa"/>
-              <w:left w:w="108" w:type="dxa"/>
-              <w:bottom w:w="0" w:type="dxa"/>
-              <w:right w:w="108" w:type="dxa"/>
-            </w:tcMar>
-            <w:hideMark/>
-          </w:tcPr>
-          <w:p>
-            <w:r>
-              <w:t>259000</w:t>
-            </w:r>
-          </w:p>
-        </w:tc>
-        <w:tc>
-          <w:tcPr>
-            <w:tcW w:w="940" w:type="dxa"/>
-            <w:tcBorders>
-              <w:top w:val="nil"/>
-              <w:left w:val="nil"/>
-              <w:bottom w:val="nil"/>
-              <w:right w:val="single" w:sz="8" w:space="0" w:color="auto"/>
-            </w:tcBorders>
-            <w:shd w:val="clear" w:color="auto" w:fill="FFFFFF"/>
-            <w:tcMar>
-              <w:top w:w="0" w:type="dxa"/>
-              <w:left w:w="108" w:type="dxa"/>
-              <w:bottom w:w="0" w:type="dxa"/>
-              <w:right w:w="108" w:type="dxa"/>
-            </w:tcMar>
-            <w:hideMark/>
-          </w:tcPr>
-          <w:p>
-            <w:r>
-              <w:t>339400</w:t>
-            </w:r>
-          </w:p>
-        </w:tc>
-      </w:tr>
-      <w:tr>
-        <w:trPr>
-          <w:trHeight w:val="255"/>
-        </w:trPr>
-        <w:tc>
-          <w:tcPr>
-            <w:tcW w:w="3480" w:type="dxa"/>
-            <w:tcBorders>
-              <w:top w:val="nil"/>
-              <w:left w:val="single" w:sz="8" w:space="0" w:color="auto"/>
-              <w:bottom w:val="nil"/>
-              <w:right w:val="nil"/>
-            </w:tcBorders>
-            <w:shd w:val="clear" w:color="auto" w:fill="FFFFFF"/>
-            <w:tcMar>
-              <w:top w:w="0" w:type="dxa"/>
-              <w:left w:w="108" w:type="dxa"/>
-              <w:bottom w:w="0" w:type="dxa"/>
-              <w:right w:w="108" w:type="dxa"/>
-            </w:tcMar>
-            <w:vAlign w:val="center"/>
-            <w:hideMark/>
-          </w:tcPr>
-          <w:p>
-            <w:r>
-              <w:t>HOCHIMN HAIPHONG BSN ВМКТ***</w:t>
-            </w:r>
-          </w:p>
-        </w:tc>
-        <w:tc>
-          <w:tcPr>
-            <w:tcW w:w="1180" w:type="dxa"/>
-            <w:shd w:val="clear" w:color="auto" w:fill="FFFFFF"/>
-            <w:tcMar>
-              <w:top w:w="0" w:type="dxa"/>
-              <w:left w:w="108" w:type="dxa"/>
-              <w:bottom w:w="0" w:type="dxa"/>
-              <w:right w:w="108" w:type="dxa"/>
-            </w:tcMar>
-            <w:vAlign w:val="center"/>
-            <w:hideMark/>
-          </w:tcPr>
-          <w:p>
-            <w:r>
-              <w:t> </w:t>
-            </w:r>
-          </w:p>
-        </w:tc>
-        <w:tc>
-          <w:tcPr>
-            <w:tcW w:w="900" w:type="dxa"/>
-            <w:shd w:val="clear" w:color="auto" w:fill="FFFFFF"/>
-            <w:tcMar>
-              <w:top w:w="0" w:type="dxa"/>
-              <w:left w:w="108" w:type="dxa"/>
-              <w:bottom w:w="0" w:type="dxa"/>
-              <w:right w:w="108" w:type="dxa"/>
-            </w:tcMar>
-            <w:vAlign w:val="center"/>
-            <w:hideMark/>
-          </w:tcPr>
-          <w:p>
-            <w:r>
-              <w:t>2795</w:t>
-            </w:r>
-          </w:p>
-        </w:tc>
-        <w:tc>
-          <w:tcPr>
-            <w:tcW w:w="3280" w:type="dxa"/>
-            <w:shd w:val="clear" w:color="auto" w:fill="FFFFFF"/>
-            <w:tcMar>
-              <w:top w:w="0" w:type="dxa"/>
-              <w:left w:w="108" w:type="dxa"/>
-              <w:bottom w:w="0" w:type="dxa"/>
-              <w:right w:w="108" w:type="dxa"/>
-            </w:tcMar>
-            <w:vAlign w:val="center"/>
-            <w:hideMark/>
-          </w:tcPr>
-          <w:p>
-            <w:proofErr w:type="spellStart"/>
-            <w:r>
-              <w:t>Черниковка</w:t>
-            </w:r>
-            <w:proofErr w:type="spellEnd"/>
-            <w:r>
-              <w:t xml:space="preserve"> (УФА)</w:t>
-            </w:r>
-          </w:p>
-        </w:tc>
-        <w:tc>
-          <w:tcPr>
-            <w:tcW w:w="920" w:type="dxa"/>
-            <w:shd w:val="clear" w:color="auto" w:fill="FFFFFF"/>
-            <w:tcMar>
-              <w:top w:w="0" w:type="dxa"/>
-              <w:left w:w="108" w:type="dxa"/>
-              <w:bottom w:w="0" w:type="dxa"/>
-              <w:right w:w="108" w:type="dxa"/>
-            </w:tcMar>
-            <w:hideMark/>
-          </w:tcPr>
-          <w:p>
-            <w:r>
-              <w:t>209400</w:t>
-            </w:r>
-          </w:p>
-        </w:tc>
-        <w:tc>
-          <w:tcPr>
-            <w:tcW w:w="920" w:type="dxa"/>
-            <w:shd w:val="clear" w:color="auto" w:fill="FFFFFF"/>
-            <w:tcMar>
-              <w:top w:w="0" w:type="dxa"/>
-              <w:left w:w="108" w:type="dxa"/>
-              <w:bottom w:w="0" w:type="dxa"/>
-              <w:right w:w="108" w:type="dxa"/>
-            </w:tcMar>
-            <w:hideMark/>
-          </w:tcPr>
-          <w:p>
-            <w:r>
-              <w:t>238000</w:t>
-            </w:r>
-          </w:p>
-        </w:tc>
-        <w:tc>
-          <w:tcPr>
-            <w:tcW w:w="940" w:type="dxa"/>
-            <w:tcBorders>
-              <w:top w:val="nil"/>
-              <w:left w:val="nil"/>
-              <w:bottom w:val="nil"/>
-              <w:right w:val="single" w:sz="8" w:space="0" w:color="auto"/>
-            </w:tcBorders>
-            <w:shd w:val="clear" w:color="auto" w:fill="FFFFFF"/>
-            <w:tcMar>
-              <w:top w:w="0" w:type="dxa"/>
-              <w:left w:w="108" w:type="dxa"/>
-              <w:bottom w:w="0" w:type="dxa"/>
-              <w:right w:w="108" w:type="dxa"/>
-            </w:tcMar>
-            <w:hideMark/>
-          </w:tcPr>
-          <w:p>
-            <w:r>
-              <w:t>379400</w:t>
-            </w:r>
-          </w:p>
-        </w:tc>
-      </w:tr>
-      <w:tr>
-        <w:trPr>
-          <w:trHeight w:val="255"/>
-        </w:trPr>
-        <w:tc>
-          <w:tcPr>
-            <w:tcW w:w="4660" w:type="dxa"/>
-            <w:gridSpan w:val="2"/>
-            <w:tcBorders>
-              <w:top w:val="nil"/>
-              <w:left w:val="single" w:sz="8" w:space="0" w:color="auto"/>
               <w:bottom w:val="single" w:sz="8" w:space="0" w:color="auto"/>
               <w:right w:val="nil"/>
             </w:tcBorders>
@@ -4336,49 +4216,13 @@
           </w:tcPr>
           <w:p>
             <w:r>
-              <w:rPr>
-                <w:b/>
-                <w:bCs/>
-              </w:rPr>
-              <w:t xml:space="preserve">БЕЗ </w:t>
-            </w:r>
-            <w:proofErr w:type="gramStart"/>
-            <w:r>
-              <w:rPr>
-                <w:b/>
-                <w:bCs/>
-              </w:rPr>
-              <w:t>КРЕПЛЕНИЯ  -</w:t>
-            </w:r>
-            <w:proofErr w:type="gramEnd"/>
-            <w:r>
-              <w:rPr>
-                <w:b/>
-                <w:bCs/>
-              </w:rPr>
-              <w:t xml:space="preserve"> ЛЮБОЙ ВЕС МЕСТ -   ТОЛЬКО </w:t>
-            </w:r>
-            <w:proofErr w:type="gramStart"/>
-            <w:r>
-              <w:rPr>
-                <w:b/>
-                <w:bCs/>
-              </w:rPr>
-              <w:t>НА  ВСК</w:t>
-            </w:r>
-            <w:proofErr w:type="gramEnd"/>
-            <w:r>
-              <w:rPr>
-                <w:b/>
-                <w:bCs/>
-              </w:rPr>
-              <w:t>!</w:t>
-            </w:r>
-          </w:p>
-        </w:tc>
-        <w:tc>
-          <w:tcPr>
-            <w:tcW w:w="900" w:type="dxa"/>
+              <w:t>HOCHIMN HAIPHONG BSN ВМКТ***</w:t>
+            </w:r>
+          </w:p>
+        </w:tc>
+        <w:tc>
+          <w:tcPr>
+            <w:tcW w:w="1180" w:type="dxa"/>
             <w:tcBorders>
               <w:top w:val="nil"/>
               <w:left w:val="nil"/>
@@ -4403,7 +4247,7 @@
         </w:tc>
         <w:tc>
           <w:tcPr>
-            <w:tcW w:w="3280" w:type="dxa"/>
+            <w:tcW w:w="900" w:type="dxa"/>
             <w:tcBorders>
               <w:top w:val="nil"/>
               <w:left w:val="nil"/>
@@ -4422,13 +4266,13 @@
           </w:tcPr>
           <w:p>
             <w:r>
-              <w:t>Придача (ВНЖ)</w:t>
-            </w:r>
-          </w:p>
-        </w:tc>
-        <w:tc>
-          <w:tcPr>
-            <w:tcW w:w="920" w:type="dxa"/>
+              <w:t>2695</w:t>
+            </w:r>
+          </w:p>
+        </w:tc>
+        <w:tc>
+          <w:tcPr>
+            <w:tcW w:w="3280" w:type="dxa"/>
             <w:tcBorders>
               <w:top w:val="nil"/>
               <w:left w:val="nil"/>
@@ -4442,11 +4286,12 @@
               <w:bottom w:w="0" w:type="dxa"/>
               <w:right w:w="108" w:type="dxa"/>
             </w:tcMar>
-            <w:hideMark/>
-          </w:tcPr>
-          <w:p>
-            <w:r>
-              <w:t>209000</w:t>
+            <w:vAlign w:val="center"/>
+            <w:hideMark/>
+          </w:tcPr>
+          <w:p>
+            <w:r>
+              <w:t>Придача (ВНЖ)</w:t>
             </w:r>
           </w:p>
         </w:tc>
@@ -4466,6 +4311,32 @@
               <w:bottom w:w="0" w:type="dxa"/>
               <w:right w:w="108" w:type="dxa"/>
             </w:tcMar>
+            <w:vAlign w:val="center"/>
+            <w:hideMark/>
+          </w:tcPr>
+          <w:p>
+            <w:r>
+              <w:t>209000</w:t>
+            </w:r>
+          </w:p>
+        </w:tc>
+        <w:tc>
+          <w:tcPr>
+            <w:tcW w:w="920" w:type="dxa"/>
+            <w:tcBorders>
+              <w:top w:val="nil"/>
+              <w:left w:val="nil"/>
+              <w:bottom w:val="single" w:sz="8" w:space="0" w:color="auto"/>
+              <w:right w:val="nil"/>
+            </w:tcBorders>
+            <w:shd w:val="clear" w:color="auto" w:fill="FFFFFF"/>
+            <w:tcMar>
+              <w:top w:w="0" w:type="dxa"/>
+              <w:left w:w="108" w:type="dxa"/>
+              <w:bottom w:w="0" w:type="dxa"/>
+              <w:right w:w="108" w:type="dxa"/>
+            </w:tcMar>
+            <w:vAlign w:val="center"/>
             <w:hideMark/>
           </w:tcPr>
           <w:p>
@@ -4490,6 +4361,7 @@
               <w:bottom w:w="0" w:type="dxa"/>
               <w:right w:w="108" w:type="dxa"/>
             </w:tcMar>
+            <w:vAlign w:val="center"/>
             <w:hideMark/>
           </w:tcPr>
           <w:p>
@@ -4591,7 +4463,7 @@
                 <w:b/>
                 <w:bCs/>
               </w:rPr>
-              <w:t>ВМПП/ВСК DROP ВКЛЮЧЕН 0%</w:t>
+              <w:t>ВМПП/ВСК с  1 10 2026 *ЖД</w:t>
             </w:r>
           </w:p>
         </w:tc>
@@ -4734,109 +4606,97 @@
           </w:tcPr>
           <w:p>
             <w:r>
+              <w:t>3795</w:t>
+            </w:r>
+          </w:p>
+        </w:tc>
+        <w:tc>
+          <w:tcPr>
+            <w:tcW w:w="3280" w:type="dxa"/>
+            <w:shd w:val="clear" w:color="auto" w:fill="FFFFFF"/>
+            <w:tcMar>
+              <w:top w:w="0" w:type="dxa"/>
+              <w:left w:w="108" w:type="dxa"/>
+              <w:bottom w:w="0" w:type="dxa"/>
+              <w:right w:w="108" w:type="dxa"/>
+            </w:tcMar>
+            <w:vAlign w:val="center"/>
+            <w:hideMark/>
+          </w:tcPr>
+          <w:p>
+            <w:r>
+              <w:t xml:space="preserve">ВМПП/АСТФ - </w:t>
+            </w:r>
+            <w:proofErr w:type="spellStart"/>
+            <w:r>
+              <w:t>ст.Москвы</w:t>
+            </w:r>
+            <w:proofErr w:type="spellEnd"/>
+          </w:p>
+        </w:tc>
+        <w:tc>
+          <w:tcPr>
+            <w:tcW w:w="920" w:type="dxa"/>
+            <w:shd w:val="clear" w:color="auto" w:fill="FFFFFF"/>
+            <w:tcMar>
+              <w:top w:w="0" w:type="dxa"/>
+              <w:left w:w="108" w:type="dxa"/>
+              <w:bottom w:w="0" w:type="dxa"/>
+              <w:right w:w="108" w:type="dxa"/>
+            </w:tcMar>
+            <w:vAlign w:val="center"/>
+            <w:hideMark/>
+          </w:tcPr>
+          <w:p>
+            <w:r>
+              <w:t>209900</w:t>
+            </w:r>
+          </w:p>
+        </w:tc>
+        <w:tc>
+          <w:tcPr>
+            <w:tcW w:w="920" w:type="dxa"/>
+            <w:shd w:val="clear" w:color="auto" w:fill="FFFFFF"/>
+            <w:tcMar>
+              <w:top w:w="0" w:type="dxa"/>
+              <w:left w:w="108" w:type="dxa"/>
+              <w:bottom w:w="0" w:type="dxa"/>
+              <w:right w:w="108" w:type="dxa"/>
+            </w:tcMar>
+            <w:vAlign w:val="center"/>
+            <w:hideMark/>
+          </w:tcPr>
+          <w:p>
+            <w:r>
+              <w:t>239900</w:t>
+            </w:r>
+          </w:p>
+        </w:tc>
+        <w:tc>
+          <w:tcPr>
+            <w:tcW w:w="940" w:type="dxa"/>
+            <w:tcBorders>
+              <w:top w:val="nil"/>
+              <w:left w:val="nil"/>
+              <w:bottom w:val="nil"/>
+              <w:right w:val="single" w:sz="8" w:space="0" w:color="auto"/>
+            </w:tcBorders>
+            <w:shd w:val="clear" w:color="auto" w:fill="FFFFFF"/>
+            <w:tcMar>
+              <w:top w:w="0" w:type="dxa"/>
+              <w:left w:w="108" w:type="dxa"/>
+              <w:bottom w:w="0" w:type="dxa"/>
+              <w:right w:w="108" w:type="dxa"/>
+            </w:tcMar>
+            <w:vAlign w:val="center"/>
+            <w:hideMark/>
+          </w:tcPr>
+          <w:p>
+            <w:r>
               <w:rPr>
                 <w:lang w:val="en-US"/>
               </w:rPr>
-              <w:t>3</w:t>
-            </w:r>
-            <w:r>
-              <w:t>9</w:t>
-            </w:r>
-            <w:r>
-              <w:rPr>
-                <w:lang w:val="en-US"/>
-              </w:rPr>
-              <w:t>95</w:t>
-            </w:r>
-          </w:p>
-        </w:tc>
-        <w:tc>
-          <w:tcPr>
-            <w:tcW w:w="3280" w:type="dxa"/>
-            <w:shd w:val="clear" w:color="auto" w:fill="FFFFFF"/>
-            <w:tcMar>
-              <w:top w:w="0" w:type="dxa"/>
-              <w:left w:w="108" w:type="dxa"/>
-              <w:bottom w:w="0" w:type="dxa"/>
-              <w:right w:w="108" w:type="dxa"/>
-            </w:tcMar>
-            <w:vAlign w:val="center"/>
-            <w:hideMark/>
-          </w:tcPr>
-          <w:p>
-            <w:r>
-              <w:t xml:space="preserve">ВМПП/АСТФ - </w:t>
-            </w:r>
-            <w:proofErr w:type="spellStart"/>
-            <w:r>
-              <w:t>ст.Москвы</w:t>
-            </w:r>
-            <w:proofErr w:type="spellEnd"/>
-          </w:p>
-        </w:tc>
-        <w:tc>
-          <w:tcPr>
-            <w:tcW w:w="920" w:type="dxa"/>
-            <w:shd w:val="clear" w:color="auto" w:fill="FFFFFF"/>
-            <w:tcMar>
-              <w:top w:w="0" w:type="dxa"/>
-              <w:left w:w="108" w:type="dxa"/>
-              <w:bottom w:w="0" w:type="dxa"/>
-              <w:right w:w="108" w:type="dxa"/>
-            </w:tcMar>
-            <w:vAlign w:val="center"/>
-            <w:hideMark/>
-          </w:tcPr>
-          <w:p>
-            <w:r>
-              <w:t>189900</w:t>
-            </w:r>
-          </w:p>
-        </w:tc>
-        <w:tc>
-          <w:tcPr>
-            <w:tcW w:w="920" w:type="dxa"/>
-            <w:shd w:val="clear" w:color="auto" w:fill="FFFFFF"/>
-            <w:tcMar>
-              <w:top w:w="0" w:type="dxa"/>
-              <w:left w:w="108" w:type="dxa"/>
-              <w:bottom w:w="0" w:type="dxa"/>
-              <w:right w:w="108" w:type="dxa"/>
-            </w:tcMar>
-            <w:vAlign w:val="center"/>
-            <w:hideMark/>
-          </w:tcPr>
-          <w:p>
-            <w:r>
-              <w:t>219900</w:t>
-            </w:r>
-          </w:p>
-        </w:tc>
-        <w:tc>
-          <w:tcPr>
-            <w:tcW w:w="940" w:type="dxa"/>
-            <w:tcBorders>
-              <w:top w:val="nil"/>
-              <w:left w:val="nil"/>
-              <w:bottom w:val="nil"/>
-              <w:right w:val="single" w:sz="8" w:space="0" w:color="auto"/>
-            </w:tcBorders>
-            <w:shd w:val="clear" w:color="auto" w:fill="FFFFFF"/>
-            <w:tcMar>
-              <w:top w:w="0" w:type="dxa"/>
-              <w:left w:w="108" w:type="dxa"/>
-              <w:bottom w:w="0" w:type="dxa"/>
-              <w:right w:w="108" w:type="dxa"/>
-            </w:tcMar>
-            <w:vAlign w:val="center"/>
-            <w:hideMark/>
-          </w:tcPr>
-          <w:p>
-            <w:r>
-              <w:rPr>
-                <w:lang w:val="en-US"/>
-              </w:rPr>
-              <w:t>339900</w:t>
+              <w:t>359900</w:t>
             </w:r>
           </w:p>
         </w:tc>
@@ -4866,7 +4726,7 @@
           </w:tcPr>
           <w:p>
             <w:r>
-              <w:t>XIAMEN SHANGHAI SHENZHEN</w:t>
+              <w:t>XIAMEN SHENZHEN GUANGZHOU</w:t>
             </w:r>
           </w:p>
         </w:tc>
@@ -4904,7 +4764,7 @@
           </w:tcPr>
           <w:p>
             <w:r>
-              <w:t>4095</w:t>
+              <w:t>3895</w:t>
             </w:r>
           </w:p>
         </w:tc>
@@ -4942,7 +4802,7 @@
           </w:tcPr>
           <w:p>
             <w:r>
-              <w:t>164900</w:t>
+              <w:t>189900</w:t>
             </w:r>
           </w:p>
         </w:tc>
@@ -4961,7 +4821,7 @@
           </w:tcPr>
           <w:p>
             <w:r>
-              <w:t>194000</w:t>
+              <w:t>219000</w:t>
             </w:r>
           </w:p>
         </w:tc>
@@ -4989,7 +4849,7 @@
               <w:rPr>
                 <w:lang w:val="en-US"/>
               </w:rPr>
-              <w:t>269000</w:t>
+              <w:t>289000</w:t>
             </w:r>
           </w:p>
         </w:tc>
@@ -5019,7 +4879,7 @@
           </w:tcPr>
           <w:p>
             <w:r>
-              <w:t>NINGBO   GUANGZHOU</w:t>
+              <w:t>SHANGHAI NINGBO</w:t>
             </w:r>
           </w:p>
         </w:tc>
@@ -5057,13 +4917,7 @@
           </w:tcPr>
           <w:p>
             <w:r>
-              <w:t>41</w:t>
-            </w:r>
-            <w:r>
-              <w:rPr>
-                <w:lang w:val="en-US"/>
-              </w:rPr>
-              <w:t>95</w:t>
+              <w:t>3995</w:t>
             </w:r>
           </w:p>
         </w:tc>
@@ -5101,7 +4955,7 @@
           </w:tcPr>
           <w:p>
             <w:r>
-              <w:t>149000</w:t>
+              <w:t>169000</w:t>
             </w:r>
           </w:p>
         </w:tc>
@@ -5120,7 +4974,7 @@
           </w:tcPr>
           <w:p>
             <w:r>
-              <w:t>169000</w:t>
+              <w:t>189000</w:t>
             </w:r>
           </w:p>
         </w:tc>
@@ -5145,7 +4999,7 @@
           </w:tcPr>
           <w:p>
             <w:r>
-              <w:t>209000</w:t>
+              <w:t>228000</w:t>
             </w:r>
           </w:p>
         </w:tc>
@@ -5237,7 +5091,15 @@
           </w:tcPr>
           <w:p>
             <w:r>
-              <w:t>ВМПП/АСТФ – Заневский Пост(СПБ)</w:t>
+              <w:t xml:space="preserve">ВМПП – Заневский </w:t>
+            </w:r>
+            <w:proofErr w:type="gramStart"/>
+            <w:r>
+              <w:t>Пост(</w:t>
+            </w:r>
+            <w:proofErr w:type="gramEnd"/>
+            <w:r>
+              <w:t>СПБ)</w:t>
             </w:r>
           </w:p>
         </w:tc>
@@ -5254,7 +5116,11 @@
             <w:vAlign w:val="center"/>
             <w:hideMark/>
           </w:tcPr>
-          <w:p/>
+          <w:p>
+            <w:r>
+              <w:t> </w:t>
+            </w:r>
+          </w:p>
         </w:tc>
         <w:tc>
           <w:tcPr>
@@ -5269,7 +5135,11 @@
             <w:vAlign w:val="center"/>
             <w:hideMark/>
           </w:tcPr>
-          <w:p/>
+          <w:p>
+            <w:r>
+              <w:t> </w:t>
+            </w:r>
+          </w:p>
         </w:tc>
         <w:tc>
           <w:tcPr>
@@ -5292,7 +5162,7 @@
           </w:tcPr>
           <w:p>
             <w:r>
-              <w:t>309000</w:t>
+              <w:t>329000</w:t>
             </w:r>
           </w:p>
         </w:tc>
@@ -5496,7 +5366,7 @@
       </w:tr>
       <w:tr>
         <w:trPr>
-          <w:trHeight w:val="91"/>
+          <w:trHeight w:val="240"/>
         </w:trPr>
         <w:tc>
           <w:tcPr>
@@ -5546,7 +5416,7 @@
           </w:tcPr>
           <w:p>
             <w:r>
-              <w:t>1895</w:t>
+              <w:t>1795</w:t>
             </w:r>
           </w:p>
         </w:tc>
@@ -5565,7 +5435,7 @@
           </w:tcPr>
           <w:p>
             <w:r>
-              <w:t>4095</w:t>
+              <w:t>3895</w:t>
             </w:r>
           </w:p>
         </w:tc>
@@ -5701,7 +5571,7 @@
           </w:tcPr>
           <w:p>
             <w:r>
-              <w:t>1895</w:t>
+              <w:t>1795</w:t>
             </w:r>
           </w:p>
         </w:tc>
@@ -5720,7 +5590,7 @@
           </w:tcPr>
           <w:p>
             <w:r>
-              <w:t>4095</w:t>
+              <w:t>3695</w:t>
             </w:r>
           </w:p>
         </w:tc>
@@ -5837,6 +5707,7 @@
           </w:tcPr>
           <w:p>
             <w:r>
+              <w:lastRenderedPageBreak/>
               <w:t>DALIAN TIANJIN ППК1</w:t>
             </w:r>
           </w:p>
@@ -5856,7 +5727,7 @@
           </w:tcPr>
           <w:p>
             <w:r>
-              <w:t>1895</w:t>
+              <w:t>1795</w:t>
             </w:r>
           </w:p>
         </w:tc>
@@ -5875,7 +5746,7 @@
           </w:tcPr>
           <w:p>
             <w:r>
-              <w:t>4095</w:t>
+              <w:t>3695</w:t>
             </w:r>
           </w:p>
         </w:tc>
@@ -6011,7 +5882,7 @@
           </w:tcPr>
           <w:p>
             <w:r>
-              <w:t>2195</w:t>
+              <w:t>2095</w:t>
             </w:r>
           </w:p>
         </w:tc>
@@ -6030,7 +5901,7 @@
           </w:tcPr>
           <w:p>
             <w:r>
-              <w:t>4395</w:t>
+              <w:t>4195</w:t>
             </w:r>
           </w:p>
         </w:tc>
@@ -6130,19 +6001,17 @@
               <w:bottom w:val="nil"/>
               <w:right w:val="nil"/>
             </w:tcBorders>
-            <w:shd w:val="clear" w:color="auto" w:fill="FFFFFF"/>
-            <w:tcMar>
-              <w:top w:w="0" w:type="dxa"/>
-              <w:left w:w="108" w:type="dxa"/>
-              <w:bottom w:w="0" w:type="dxa"/>
-              <w:right w:w="108" w:type="dxa"/>
-            </w:tcMar>
-            <w:vAlign w:val="center"/>
-            <w:hideMark/>
-          </w:tcPr>
-          <w:p>
-            <w:r>
-              <w:lastRenderedPageBreak/>
+            <w:tcMar>
+              <w:top w:w="0" w:type="dxa"/>
+              <w:left w:w="108" w:type="dxa"/>
+              <w:bottom w:w="0" w:type="dxa"/>
+              <w:right w:w="108" w:type="dxa"/>
+            </w:tcMar>
+            <w:vAlign w:val="center"/>
+            <w:hideMark/>
+          </w:tcPr>
+          <w:p>
+            <w:r>
               <w:t> </w:t>
             </w:r>
           </w:p>
@@ -6884,8 +6753,8 @@
         </w:trPr>
         <w:tc>
           <w:tcPr>
-            <w:tcW w:w="4660" w:type="dxa"/>
-            <w:gridSpan w:val="2"/>
+            <w:tcW w:w="5560" w:type="dxa"/>
+            <w:gridSpan w:val="3"/>
             <w:tcBorders>
               <w:top w:val="nil"/>
               <w:left w:val="single" w:sz="8" w:space="0" w:color="auto"/>
@@ -6903,56 +6772,44 @@
             <w:hideMark/>
           </w:tcPr>
           <w:p>
-            <w:r>
-              <w:t>ОПАСНЫЕ 8,</w:t>
-            </w:r>
-            <w:proofErr w:type="gramStart"/>
-            <w:r>
-              <w:t>9  20</w:t>
-            </w:r>
-            <w:proofErr w:type="gramEnd"/>
-            <w:r>
-              <w:t>/</w:t>
-            </w:r>
-            <w:proofErr w:type="gramStart"/>
-            <w:r>
-              <w:t>40  +</w:t>
-            </w:r>
-            <w:proofErr w:type="gramEnd"/>
-            <w:r>
-              <w:t xml:space="preserve"> 690 ЖД+15000р.   /// </w:t>
-            </w:r>
             <w:r>
               <w:rPr>
                 <w:b/>
                 <w:bCs/>
               </w:rPr>
-              <w:t>20 ПАРАМИ</w:t>
-            </w:r>
-          </w:p>
-        </w:tc>
-        <w:tc>
-          <w:tcPr>
-            <w:tcW w:w="900" w:type="dxa"/>
-            <w:tcBorders>
-              <w:top w:val="nil"/>
-              <w:left w:val="nil"/>
-              <w:bottom w:val="single" w:sz="8" w:space="0" w:color="auto"/>
-              <w:right w:val="nil"/>
-            </w:tcBorders>
-            <w:shd w:val="clear" w:color="auto" w:fill="FFFFFF"/>
-            <w:tcMar>
-              <w:top w:w="0" w:type="dxa"/>
-              <w:left w:w="108" w:type="dxa"/>
-              <w:bottom w:w="0" w:type="dxa"/>
-              <w:right w:w="108" w:type="dxa"/>
-            </w:tcMar>
-            <w:vAlign w:val="center"/>
-            <w:hideMark/>
-          </w:tcPr>
-          <w:p>
-            <w:r>
-              <w:t> </w:t>
+              <w:t>ОПАСНЫЕ 8,</w:t>
+            </w:r>
+            <w:proofErr w:type="gramStart"/>
+            <w:r>
+              <w:rPr>
+                <w:b/>
+                <w:bCs/>
+              </w:rPr>
+              <w:t>9  20</w:t>
+            </w:r>
+            <w:proofErr w:type="gramEnd"/>
+            <w:r>
+              <w:rPr>
+                <w:b/>
+                <w:bCs/>
+              </w:rPr>
+              <w:t>/</w:t>
+            </w:r>
+            <w:proofErr w:type="gramStart"/>
+            <w:r>
+              <w:rPr>
+                <w:b/>
+                <w:bCs/>
+              </w:rPr>
+              <w:t>40  +</w:t>
+            </w:r>
+            <w:proofErr w:type="gramEnd"/>
+            <w:r>
+              <w:rPr>
+                <w:b/>
+                <w:bCs/>
+              </w:rPr>
+              <w:t xml:space="preserve"> 690 ЖД+15000р.   /// 20 ПАРАМИ</w:t>
             </w:r>
           </w:p>
         </w:tc>
@@ -7099,7 +6956,7 @@
                   <w:rStyle w:val="ac"/>
                   <w:lang w:val="en-US"/>
                 </w:rPr>
-                <w:t>https://clck.ru/3NWtpM</w:t>
+                <w:t>https://clck.ru/3NWtp</w:t>
               </w:r>
             </w:hyperlink>
             <w:r>
@@ -7173,14 +7030,33 @@
           </w:tcPr>
           <w:p>
             <w:r>
-              <w:t>ВМТП(CY-FOR) </w:t>
-            </w:r>
-            <w:r>
               <w:rPr>
                 <w:b/>
                 <w:bCs/>
               </w:rPr>
-              <w:t>НДС 0%</w:t>
+              <w:t>ВМТП</w:t>
+            </w:r>
+            <w:r>
+              <w:t>(CY-</w:t>
+            </w:r>
+            <w:proofErr w:type="gramStart"/>
+            <w:r>
+              <w:t>FOR) </w:t>
+            </w:r>
+            <w:r>
+              <w:rPr>
+                <w:b/>
+                <w:bCs/>
+              </w:rPr>
+              <w:t> 0</w:t>
+            </w:r>
+            <w:proofErr w:type="gramEnd"/>
+            <w:r>
+              <w:rPr>
+                <w:b/>
+                <w:bCs/>
+              </w:rPr>
+              <w:t>%</w:t>
             </w:r>
           </w:p>
         </w:tc>
@@ -7293,7 +7169,10 @@
               <w:rPr>
                 <w:lang w:val="en-US"/>
               </w:rPr>
-              <w:t>TIANJIN DALIAN RIZHAO LIANGYUNG*ВМТП</w:t>
+              <w:t>TIANJIN DALIAN RIZHAO LIANGYUNG*</w:t>
+            </w:r>
+            <w:r>
+              <w:t>ВМТП</w:t>
             </w:r>
           </w:p>
         </w:tc>
@@ -7448,23 +7327,14 @@
           </w:tcPr>
           <w:p>
             <w:r>
-              <w:rPr>
-                <w:lang w:val="en-US"/>
-              </w:rPr>
               <w:t>QINGDAO-</w:t>
             </w:r>
             <w:proofErr w:type="gramStart"/>
             <w:r>
-              <w:rPr>
-                <w:lang w:val="en-US"/>
-              </w:rPr>
               <w:t>RZH  XIAMEN</w:t>
             </w:r>
             <w:proofErr w:type="gramEnd"/>
             <w:r>
-              <w:rPr>
-                <w:lang w:val="en-US"/>
-              </w:rPr>
               <w:t>* BМТП</w:t>
             </w:r>
           </w:p>
@@ -7621,16 +7491,10 @@
           <w:p>
             <w:proofErr w:type="gramStart"/>
             <w:r>
-              <w:rPr>
-                <w:lang w:val="en-US"/>
-              </w:rPr>
               <w:t>SHENZHEN  GUANGZHOU</w:t>
             </w:r>
             <w:proofErr w:type="gramEnd"/>
             <w:r>
-              <w:rPr>
-                <w:lang w:val="en-US"/>
-              </w:rPr>
               <w:t xml:space="preserve"> SHANTOU*ВМТП</w:t>
             </w:r>
           </w:p>
@@ -7781,23 +7645,14 @@
           </w:tcPr>
           <w:p>
             <w:r>
-              <w:rPr>
-                <w:lang w:val="en-US"/>
-              </w:rPr>
               <w:t xml:space="preserve">NINGBO </w:t>
             </w:r>
             <w:proofErr w:type="gramStart"/>
             <w:r>
-              <w:rPr>
-                <w:lang w:val="en-US"/>
-              </w:rPr>
               <w:t>SHANGHAI  *</w:t>
             </w:r>
             <w:proofErr w:type="gramEnd"/>
             <w:r>
-              <w:rPr>
-                <w:lang w:val="en-US"/>
-              </w:rPr>
               <w:t>ВМТП</w:t>
             </w:r>
           </w:p>
@@ -7929,8 +7784,8 @@
         </w:trPr>
         <w:tc>
           <w:tcPr>
-            <w:tcW w:w="4660" w:type="dxa"/>
-            <w:gridSpan w:val="2"/>
+            <w:tcW w:w="5560" w:type="dxa"/>
+            <w:gridSpan w:val="3"/>
             <w:tcBorders>
               <w:top w:val="nil"/>
               <w:left w:val="single" w:sz="8" w:space="0" w:color="auto"/>
@@ -7953,32 +7808,8 @@
                 <w:b/>
                 <w:bCs/>
               </w:rPr>
+              <w:lastRenderedPageBreak/>
               <w:t>ОПАСНЫЕ +490/790 (2.3 -690/1190) ЖД+15000р.</w:t>
-            </w:r>
-          </w:p>
-        </w:tc>
-        <w:tc>
-          <w:tcPr>
-            <w:tcW w:w="900" w:type="dxa"/>
-            <w:tcBorders>
-              <w:top w:val="nil"/>
-              <w:left w:val="nil"/>
-              <w:bottom w:val="single" w:sz="8" w:space="0" w:color="auto"/>
-              <w:right w:val="nil"/>
-            </w:tcBorders>
-            <w:shd w:val="clear" w:color="auto" w:fill="FFFFFF"/>
-            <w:tcMar>
-              <w:top w:w="0" w:type="dxa"/>
-              <w:left w:w="108" w:type="dxa"/>
-              <w:bottom w:w="0" w:type="dxa"/>
-              <w:right w:w="108" w:type="dxa"/>
-            </w:tcMar>
-            <w:vAlign w:val="center"/>
-            <w:hideMark/>
-          </w:tcPr>
-          <w:p>
-            <w:r>
-              <w:t> </w:t>
             </w:r>
           </w:p>
         </w:tc>
@@ -8109,7 +7940,6 @@
     </w:p>
     <w:p>
       <w:r>
-        <w:lastRenderedPageBreak/>
         <w:t>ООО "Транспорт Девелопмент групп»</w:t>
       </w:r>
     </w:p>
@@ -8121,7 +7951,14 @@
           <w:bCs/>
           <w:lang w:val="en-US"/>
         </w:rPr>
-        <w:t>Mob./</w:t>
+        <w:t>Mob</w:t>
+      </w:r>
+      <w:r>
+        <w:rPr>
+          <w:b/>
+          <w:bCs/>
+        </w:rPr>
+        <w:t>./</w:t>
       </w:r>
       <w:proofErr w:type="spellStart"/>
       <w:proofErr w:type="gramEnd"/>
@@ -8138,16 +7975,46 @@
         <w:rPr>
           <w:b/>
           <w:bCs/>
+        </w:rPr>
+        <w:t>/</w:t>
+      </w:r>
+      <w:r>
+        <w:rPr>
+          <w:b/>
+          <w:bCs/>
           <w:lang w:val="en-US"/>
         </w:rPr>
-        <w:t>/Max/Wup+7-922-</w:t>
+        <w:t>Max</w:t>
+      </w:r>
+      <w:r>
+        <w:rPr>
+          <w:b/>
+          <w:bCs/>
+        </w:rPr>
+        <w:t>/</w:t>
+      </w:r>
+      <w:proofErr w:type="spellStart"/>
+      <w:r>
+        <w:rPr>
+          <w:b/>
+          <w:bCs/>
+          <w:lang w:val="en-US"/>
+        </w:rPr>
+        <w:t>Wup</w:t>
+      </w:r>
+      <w:proofErr w:type="spellEnd"/>
+      <w:r>
+        <w:rPr>
+          <w:b/>
+          <w:bCs/>
+        </w:rPr>
+        <w:t>+7-922-</w:t>
       </w:r>
       <w:proofErr w:type="gramStart"/>
       <w:r>
         <w:rPr>
           <w:b/>
           <w:bCs/>
-          <w:lang w:val="en-US"/>
         </w:rPr>
         <w:t>221-</w:t>
       </w:r>
@@ -8156,20 +8023,13 @@
         <w:rPr>
           <w:b/>
           <w:bCs/>
-          <w:lang w:val="en-US"/>
         </w:rPr>
         <w:t>22-01</w:t>
       </w:r>
     </w:p>
     <w:p>
       <w:r>
-        <w:t>Тел</w:t>
-      </w:r>
-      <w:r>
-        <w:rPr>
-          <w:lang w:val="en-US"/>
-        </w:rPr>
-        <w:t>.+7 (343) 287-72-02</w:t>
+        <w:t>Тел.+7 (343) 287-72-02</w:t>
       </w:r>
     </w:p>
     <w:p>
@@ -8178,6 +8038,11 @@
           <w:lang w:val="en-US"/>
         </w:rPr>
         <w:t>TRANSPORT DEVELOPMENT</w:t>
+      </w:r>
+    </w:p>
+    <w:p>
+      <w:r>
+        <w:t> </w:t>
       </w:r>
     </w:p>
     <w:p/>
@@ -8599,7 +8464,7 @@
     <w:link w:val="10"/>
     <w:uiPriority w:val="9"/>
     <w:qFormat/>
-    <w:rsid w:val="003D4254"/>
+    <w:rsid w:val="00BD3B40"/>
     <w:pPr>
       <w:keepNext/>
       <w:keepLines/>
@@ -8622,7 +8487,7 @@
     <w:semiHidden/>
     <w:unhideWhenUsed/>
     <w:qFormat/>
-    <w:rsid w:val="003D4254"/>
+    <w:rsid w:val="00BD3B40"/>
     <w:pPr>
       <w:keepNext/>
       <w:keepLines/>
@@ -8645,7 +8510,7 @@
     <w:semiHidden/>
     <w:unhideWhenUsed/>
     <w:qFormat/>
-    <w:rsid w:val="003D4254"/>
+    <w:rsid w:val="00BD3B40"/>
     <w:pPr>
       <w:keepNext/>
       <w:keepLines/>
@@ -8668,7 +8533,7 @@
     <w:semiHidden/>
     <w:unhideWhenUsed/>
     <w:qFormat/>
-    <w:rsid w:val="003D4254"/>
+    <w:rsid w:val="00BD3B40"/>
     <w:pPr>
       <w:keepNext/>
       <w:keepLines/>
@@ -8691,7 +8556,7 @@
     <w:semiHidden/>
     <w:unhideWhenUsed/>
     <w:qFormat/>
-    <w:rsid w:val="003D4254"/>
+    <w:rsid w:val="00BD3B40"/>
     <w:pPr>
       <w:keepNext/>
       <w:keepLines/>
@@ -8712,7 +8577,7 @@
     <w:semiHidden/>
     <w:unhideWhenUsed/>
     <w:qFormat/>
-    <w:rsid w:val="003D4254"/>
+    <w:rsid w:val="00BD3B40"/>
     <w:pPr>
       <w:keepNext/>
       <w:keepLines/>
@@ -8735,7 +8600,7 @@
     <w:semiHidden/>
     <w:unhideWhenUsed/>
     <w:qFormat/>
-    <w:rsid w:val="003D4254"/>
+    <w:rsid w:val="00BD3B40"/>
     <w:pPr>
       <w:keepNext/>
       <w:keepLines/>
@@ -8756,7 +8621,7 @@
     <w:semiHidden/>
     <w:unhideWhenUsed/>
     <w:qFormat/>
-    <w:rsid w:val="003D4254"/>
+    <w:rsid w:val="00BD3B40"/>
     <w:pPr>
       <w:keepNext/>
       <w:keepLines/>
@@ -8779,7 +8644,7 @@
     <w:semiHidden/>
     <w:unhideWhenUsed/>
     <w:qFormat/>
-    <w:rsid w:val="003D4254"/>
+    <w:rsid w:val="00BD3B40"/>
     <w:pPr>
       <w:keepNext/>
       <w:keepLines/>
@@ -8822,7 +8687,7 @@
     <w:basedOn w:val="a0"/>
     <w:link w:val="1"/>
     <w:uiPriority w:val="9"/>
-    <w:rsid w:val="003D4254"/>
+    <w:rsid w:val="00BD3B40"/>
     <w:rPr>
       <w:rFonts w:asciiTheme="majorHAnsi" w:eastAsiaTheme="majorEastAsia" w:hAnsiTheme="majorHAnsi" w:cstheme="majorBidi"/>
       <w:color w:val="0F4761" w:themeColor="accent1" w:themeShade="BF"/>
@@ -8836,7 +8701,7 @@
     <w:link w:val="2"/>
     <w:uiPriority w:val="9"/>
     <w:semiHidden/>
-    <w:rsid w:val="003D4254"/>
+    <w:rsid w:val="00BD3B40"/>
     <w:rPr>
       <w:rFonts w:asciiTheme="majorHAnsi" w:eastAsiaTheme="majorEastAsia" w:hAnsiTheme="majorHAnsi" w:cstheme="majorBidi"/>
       <w:color w:val="0F4761" w:themeColor="accent1" w:themeShade="BF"/>
@@ -8850,7 +8715,7 @@
     <w:link w:val="3"/>
     <w:uiPriority w:val="9"/>
     <w:semiHidden/>
-    <w:rsid w:val="003D4254"/>
+    <w:rsid w:val="00BD3B40"/>
     <w:rPr>
       <w:rFonts w:eastAsiaTheme="majorEastAsia" w:cstheme="majorBidi"/>
       <w:color w:val="0F4761" w:themeColor="accent1" w:themeShade="BF"/>
@@ -8864,7 +8729,7 @@
     <w:link w:val="4"/>
     <w:uiPriority w:val="9"/>
     <w:semiHidden/>
-    <w:rsid w:val="003D4254"/>
+    <w:rsid w:val="00BD3B40"/>
     <w:rPr>
       <w:rFonts w:eastAsiaTheme="majorEastAsia" w:cstheme="majorBidi"/>
       <w:i/>
@@ -8878,7 +8743,7 @@
     <w:link w:val="5"/>
     <w:uiPriority w:val="9"/>
     <w:semiHidden/>
-    <w:rsid w:val="003D4254"/>
+    <w:rsid w:val="00BD3B40"/>
     <w:rPr>
       <w:rFonts w:eastAsiaTheme="majorEastAsia" w:cstheme="majorBidi"/>
       <w:color w:val="0F4761" w:themeColor="accent1" w:themeShade="BF"/>
@@ -8890,7 +8755,7 @@
     <w:link w:val="6"/>
     <w:uiPriority w:val="9"/>
     <w:semiHidden/>
-    <w:rsid w:val="003D4254"/>
+    <w:rsid w:val="00BD3B40"/>
     <w:rPr>
       <w:rFonts w:eastAsiaTheme="majorEastAsia" w:cstheme="majorBidi"/>
       <w:i/>
@@ -8904,7 +8769,7 @@
     <w:link w:val="7"/>
     <w:uiPriority w:val="9"/>
     <w:semiHidden/>
-    <w:rsid w:val="003D4254"/>
+    <w:rsid w:val="00BD3B40"/>
     <w:rPr>
       <w:rFonts w:eastAsiaTheme="majorEastAsia" w:cstheme="majorBidi"/>
       <w:color w:val="595959" w:themeColor="text1" w:themeTint="A6"/>
@@ -8916,7 +8781,7 @@
     <w:link w:val="8"/>
     <w:uiPriority w:val="9"/>
     <w:semiHidden/>
-    <w:rsid w:val="003D4254"/>
+    <w:rsid w:val="00BD3B40"/>
     <w:rPr>
       <w:rFonts w:eastAsiaTheme="majorEastAsia" w:cstheme="majorBidi"/>
       <w:i/>
@@ -8930,7 +8795,7 @@
     <w:link w:val="9"/>
     <w:uiPriority w:val="9"/>
     <w:semiHidden/>
-    <w:rsid w:val="003D4254"/>
+    <w:rsid w:val="00BD3B40"/>
     <w:rPr>
       <w:rFonts w:eastAsiaTheme="majorEastAsia" w:cstheme="majorBidi"/>
       <w:color w:val="272727" w:themeColor="text1" w:themeTint="D8"/>
@@ -8943,7 +8808,7 @@
     <w:link w:val="a4"/>
     <w:uiPriority w:val="10"/>
     <w:qFormat/>
-    <w:rsid w:val="003D4254"/>
+    <w:rsid w:val="00BD3B40"/>
     <w:pPr>
       <w:spacing w:after="80" w:line="240" w:lineRule="auto"/>
       <w:contextualSpacing/>
@@ -8961,7 +8826,7 @@
     <w:basedOn w:val="a0"/>
     <w:link w:val="a3"/>
     <w:uiPriority w:val="10"/>
-    <w:rsid w:val="003D4254"/>
+    <w:rsid w:val="00BD3B40"/>
     <w:rPr>
       <w:rFonts w:asciiTheme="majorHAnsi" w:eastAsiaTheme="majorEastAsia" w:hAnsiTheme="majorHAnsi" w:cstheme="majorBidi"/>
       <w:spacing w:val="-10"/>
@@ -8977,7 +8842,7 @@
     <w:link w:val="a6"/>
     <w:uiPriority w:val="11"/>
     <w:qFormat/>
-    <w:rsid w:val="003D4254"/>
+    <w:rsid w:val="00BD3B40"/>
     <w:pPr>
       <w:numPr>
         <w:ilvl w:val="1"/>
@@ -8996,7 +8861,7 @@
     <w:basedOn w:val="a0"/>
     <w:link w:val="a5"/>
     <w:uiPriority w:val="11"/>
-    <w:rsid w:val="003D4254"/>
+    <w:rsid w:val="00BD3B40"/>
     <w:rPr>
       <w:rFonts w:eastAsiaTheme="majorEastAsia" w:cstheme="majorBidi"/>
       <w:color w:val="595959" w:themeColor="text1" w:themeTint="A6"/>
@@ -9012,7 +8877,7 @@
     <w:link w:val="22"/>
     <w:uiPriority w:val="29"/>
     <w:qFormat/>
-    <w:rsid w:val="003D4254"/>
+    <w:rsid w:val="00BD3B40"/>
     <w:pPr>
       <w:spacing w:before="160"/>
       <w:jc w:val="center"/>
@@ -9028,7 +8893,7 @@
     <w:basedOn w:val="a0"/>
     <w:link w:val="21"/>
     <w:uiPriority w:val="29"/>
-    <w:rsid w:val="003D4254"/>
+    <w:rsid w:val="00BD3B40"/>
     <w:rPr>
       <w:i/>
       <w:iCs/>
@@ -9040,7 +8905,7 @@
     <w:basedOn w:val="a"/>
     <w:uiPriority w:val="34"/>
     <w:qFormat/>
-    <w:rsid w:val="003D4254"/>
+    <w:rsid w:val="00BD3B40"/>
     <w:pPr>
       <w:ind w:left="720"/>
       <w:contextualSpacing/>
@@ -9051,7 +8916,7 @@
     <w:basedOn w:val="a0"/>
     <w:uiPriority w:val="21"/>
     <w:qFormat/>
-    <w:rsid w:val="003D4254"/>
+    <w:rsid w:val="00BD3B40"/>
     <w:rPr>
       <w:i/>
       <w:iCs/>
@@ -9065,7 +8930,7 @@
     <w:link w:val="aa"/>
     <w:uiPriority w:val="30"/>
     <w:qFormat/>
-    <w:rsid w:val="003D4254"/>
+    <w:rsid w:val="00BD3B40"/>
     <w:pPr>
       <w:pBdr>
         <w:top w:val="single" w:sz="4" w:space="10" w:color="0F4761" w:themeColor="accent1" w:themeShade="BF"/>
@@ -9086,7 +8951,7 @@
     <w:basedOn w:val="a0"/>
     <w:link w:val="a9"/>
     <w:uiPriority w:val="30"/>
-    <w:rsid w:val="003D4254"/>
+    <w:rsid w:val="00BD3B40"/>
     <w:rPr>
       <w:i/>
       <w:iCs/>
@@ -9098,7 +8963,7 @@
     <w:basedOn w:val="a0"/>
     <w:uiPriority w:val="32"/>
     <w:qFormat/>
-    <w:rsid w:val="003D4254"/>
+    <w:rsid w:val="00BD3B40"/>
     <w:rPr>
       <w:b/>
       <w:bCs/>
@@ -9112,7 +8977,7 @@
     <w:basedOn w:val="a0"/>
     <w:uiPriority w:val="99"/>
     <w:unhideWhenUsed/>
-    <w:rsid w:val="003D4254"/>
+    <w:rsid w:val="00BD3B40"/>
     <w:rPr>
       <w:color w:val="467886" w:themeColor="hyperlink"/>
       <w:u w:val="single"/>
@@ -9124,7 +8989,7 @@
     <w:uiPriority w:val="99"/>
     <w:semiHidden/>
     <w:unhideWhenUsed/>
-    <w:rsid w:val="003D4254"/>
+    <w:rsid w:val="00BD3B40"/>
     <w:rPr>
       <w:color w:val="605E5C"/>
       <w:shd w:val="clear" w:color="auto" w:fill="E1DFDD"/>
